--- a/public/CV.docx
+++ b/public/CV.docx
@@ -1,6 +1,6 @@
 
 <file path=word/document.xml><?xml version="1.0" encoding="utf-8"?>
-<w:document xmlns:wpc="http://schemas.microsoft.com/office/word/2010/wordprocessingCanvas" xmlns:mc="http://schemas.openxmlformats.org/markup-compatibility/2006" xmlns:o="urn:schemas-microsoft-com:office:office" xmlns:r="http://schemas.openxmlformats.org/officeDocument/2006/relationships" xmlns:m="http://schemas.openxmlformats.org/officeDocument/2006/math" xmlns:v="urn:schemas-microsoft-com:vml" xmlns:wp14="http://schemas.microsoft.com/office/word/2010/wordprocessingDrawing" xmlns:wp="http://schemas.openxmlformats.org/drawingml/2006/wordprocessingDrawing" xmlns:w10="urn:schemas-microsoft-com:office:word" xmlns:w="http://schemas.openxmlformats.org/wordprocessingml/2006/main" xmlns:w14="http://schemas.microsoft.com/office/word/2010/wordml" xmlns:w15="http://schemas.microsoft.com/office/word/2012/wordml" xmlns:wpg="http://schemas.microsoft.com/office/word/2010/wordprocessingGroup" xmlns:wpi="http://schemas.microsoft.com/office/word/2010/wordprocessingInk" xmlns:wne="http://schemas.microsoft.com/office/word/2006/wordml" xmlns:wps="http://schemas.microsoft.com/office/word/2010/wordprocessingShape" mc:Ignorable="w14 w15 wp14">
+<w:document xmlns:wpc="http://schemas.microsoft.com/office/word/2010/wordprocessingCanvas" xmlns:cx="http://schemas.microsoft.com/office/drawing/2014/chartex" xmlns:cx1="http://schemas.microsoft.com/office/drawing/2015/9/8/chartex" xmlns:cx2="http://schemas.microsoft.com/office/drawing/2015/10/21/chartex" xmlns:cx3="http://schemas.microsoft.com/office/drawing/2016/5/9/chartex" xmlns:cx4="http://schemas.microsoft.com/office/drawing/2016/5/10/chartex" xmlns:cx5="http://schemas.microsoft.com/office/drawing/2016/5/11/chartex" xmlns:cx6="http://schemas.microsoft.com/office/drawing/2016/5/12/chartex" xmlns:cx7="http://schemas.microsoft.com/office/drawing/2016/5/13/chartex" xmlns:cx8="http://schemas.microsoft.com/office/drawing/2016/5/14/chartex" xmlns:mc="http://schemas.openxmlformats.org/markup-compatibility/2006" xmlns:aink="http://schemas.microsoft.com/office/drawing/2016/ink" xmlns:am3d="http://schemas.microsoft.com/office/drawing/2017/model3d" xmlns:o="urn:schemas-microsoft-com:office:office" xmlns:r="http://schemas.openxmlformats.org/officeDocument/2006/relationships" xmlns:m="http://schemas.openxmlformats.org/officeDocument/2006/math" xmlns:v="urn:schemas-microsoft-com:vml" xmlns:wp14="http://schemas.microsoft.com/office/word/2010/wordprocessingDrawing" xmlns:wp="http://schemas.openxmlformats.org/drawingml/2006/wordprocessingDrawing" xmlns:w10="urn:schemas-microsoft-com:office:word" xmlns:w="http://schemas.openxmlformats.org/wordprocessingml/2006/main" xmlns:w14="http://schemas.microsoft.com/office/word/2010/wordml" xmlns:w15="http://schemas.microsoft.com/office/word/2012/wordml" xmlns:w16cex="http://schemas.microsoft.com/office/word/2018/wordml/cex" xmlns:w16cid="http://schemas.microsoft.com/office/word/2016/wordml/cid" xmlns:w16="http://schemas.microsoft.com/office/word/2018/wordml" xmlns:w16se="http://schemas.microsoft.com/office/word/2015/wordml/symex" xmlns:wpg="http://schemas.microsoft.com/office/word/2010/wordprocessingGroup" xmlns:wpi="http://schemas.microsoft.com/office/word/2010/wordprocessingInk" xmlns:wne="http://schemas.microsoft.com/office/word/2006/wordml" xmlns:wps="http://schemas.microsoft.com/office/word/2010/wordprocessingShape" mc:Ignorable="w14 w15 w16se w16cid w16 w16cex wp14">
   <w:body>
     <w:p>
       <w:pPr>
@@ -202,7 +202,6 @@
         </w:rPr>
         <w:t>: @</w:t>
       </w:r>
-      <w:proofErr w:type="spellStart"/>
       <w:r>
         <w:rPr>
           <w:rFonts w:ascii="Calibri" w:hAnsi="Calibri" w:cs="Calibri"/>
@@ -212,7 +211,6 @@
         </w:rPr>
         <w:t>SergeyLesnevsky</w:t>
       </w:r>
-      <w:proofErr w:type="spellEnd"/>
     </w:p>
     <w:p>
       <w:pPr>
@@ -469,26 +467,14 @@
         </w:rPr>
         <w:t xml:space="preserve"> </w:t>
       </w:r>
-      <w:proofErr w:type="spellStart"/>
-      <w:r>
-        <w:rPr>
-          <w:rFonts w:ascii="Calibri" w:hAnsi="Calibri" w:cs="Calibri"/>
-          <w:color w:val="000000"/>
-          <w:sz w:val="20"/>
-          <w:szCs w:val="20"/>
-        </w:rPr>
-        <w:t>самозанятость</w:t>
-      </w:r>
-      <w:proofErr w:type="spellEnd"/>
-      <w:proofErr w:type="gramStart"/>
-      <w:r>
-        <w:rPr>
-          <w:rFonts w:ascii="Calibri" w:hAnsi="Calibri" w:cs="Calibri"/>
-          <w:color w:val="000000"/>
-          <w:sz w:val="20"/>
-          <w:szCs w:val="20"/>
-        </w:rPr>
-        <w:t>).</w:t>
+      <w:r>
+        <w:rPr>
+          <w:rFonts w:ascii="Calibri" w:hAnsi="Calibri" w:cs="Calibri"/>
+          <w:color w:val="000000"/>
+          <w:sz w:val="20"/>
+          <w:szCs w:val="20"/>
+        </w:rPr>
+        <w:t>самозанятость).</w:t>
       </w:r>
       <w:r>
         <w:rPr>
@@ -506,16 +492,7 @@
           <w:sz w:val="20"/>
           <w:szCs w:val="20"/>
         </w:rPr>
-        <w:t>Участвую</w:t>
-      </w:r>
-      <w:proofErr w:type="gramEnd"/>
-      <w:r>
-        <w:rPr>
-          <w:rFonts w:ascii="Calibri" w:hAnsi="Calibri" w:cs="Calibri"/>
-          <w:sz w:val="20"/>
-          <w:szCs w:val="20"/>
-        </w:rPr>
-        <w:t xml:space="preserve"> в </w:t>
+        <w:t xml:space="preserve">Участвую в </w:t>
       </w:r>
       <w:proofErr w:type="spellStart"/>
       <w:r>
@@ -627,7 +604,6 @@
         </w:rPr>
         <w:t xml:space="preserve">Ссылки на проекты можно найти на моем </w:t>
       </w:r>
-      <w:proofErr w:type="spellStart"/>
       <w:r>
         <w:rPr>
           <w:rFonts w:ascii="Calibri" w:hAnsi="Calibri" w:cs="Calibri"/>
@@ -637,7 +613,6 @@
         </w:rPr>
         <w:t>GitHub</w:t>
       </w:r>
-      <w:proofErr w:type="spellEnd"/>
       <w:r>
         <w:rPr>
           <w:rFonts w:ascii="Calibri" w:hAnsi="Calibri" w:cs="Calibri"/>
@@ -1033,27 +1008,7 @@
           <w:szCs w:val="20"/>
           <w:lang w:val="en-US"/>
         </w:rPr>
-        <w:t xml:space="preserve">HTML, CSS, JavaScript, </w:t>
-      </w:r>
-      <w:proofErr w:type="spellStart"/>
-      <w:r>
-        <w:rPr>
-          <w:rFonts w:ascii="Calibri" w:hAnsi="Calibri" w:cs="Calibri"/>
-          <w:sz w:val="20"/>
-          <w:szCs w:val="20"/>
-          <w:lang w:val="en-US"/>
-        </w:rPr>
-        <w:t>TypeScript</w:t>
-      </w:r>
-      <w:proofErr w:type="spellEnd"/>
-      <w:r>
-        <w:rPr>
-          <w:rFonts w:ascii="Calibri" w:hAnsi="Calibri" w:cs="Calibri"/>
-          <w:sz w:val="20"/>
-          <w:szCs w:val="20"/>
-          <w:lang w:val="en-US"/>
-        </w:rPr>
-        <w:t xml:space="preserve">, React, </w:t>
+        <w:t xml:space="preserve">HTML, CSS, JavaScript, TypeScript, React, </w:t>
       </w:r>
     </w:p>
     <w:p>
@@ -1075,7 +1030,7 @@
           <w:szCs w:val="20"/>
           <w:lang w:val="en-US"/>
         </w:rPr>
-        <w:t xml:space="preserve">WordPress, GIT, </w:t>
+        <w:t xml:space="preserve">WordPress, GIT, GitHub, </w:t>
       </w:r>
       <w:proofErr w:type="spellStart"/>
       <w:r>
@@ -1085,18 +1040,9 @@
           <w:szCs w:val="20"/>
           <w:lang w:val="en-US"/>
         </w:rPr>
-        <w:t>GitHub</w:t>
+        <w:t>GraphQL</w:t>
       </w:r>
       <w:proofErr w:type="spellEnd"/>
-      <w:r>
-        <w:rPr>
-          <w:rFonts w:ascii="Calibri" w:hAnsi="Calibri" w:cs="Calibri"/>
-          <w:sz w:val="20"/>
-          <w:szCs w:val="20"/>
-          <w:lang w:val="en-US"/>
-        </w:rPr>
-        <w:t>, GraphQL</w:t>
-      </w:r>
     </w:p>
     <w:p>
       <w:pPr>
@@ -1148,25 +1094,7 @@
           <w:sz w:val="20"/>
           <w:szCs w:val="20"/>
         </w:rPr>
-        <w:t>Адаптивная и кросс-</w:t>
-      </w:r>
-      <w:proofErr w:type="spellStart"/>
-      <w:r>
-        <w:rPr>
-          <w:rFonts w:ascii="Calibri" w:hAnsi="Calibri" w:cs="Calibri"/>
-          <w:sz w:val="20"/>
-          <w:szCs w:val="20"/>
-        </w:rPr>
-        <w:t>браузерная</w:t>
-      </w:r>
-      <w:proofErr w:type="spellEnd"/>
-      <w:r>
-        <w:rPr>
-          <w:rFonts w:ascii="Calibri" w:hAnsi="Calibri" w:cs="Calibri"/>
-          <w:sz w:val="20"/>
-          <w:szCs w:val="20"/>
-        </w:rPr>
-        <w:t xml:space="preserve"> верстка</w:t>
+        <w:t>Адаптивная и кросс-браузерная верстка</w:t>
       </w:r>
     </w:p>
     <w:p>
@@ -1417,7 +1345,6 @@
         </w:rPr>
       </w:pPr>
       <w:hyperlink r:id="rId13" w:history="1">
-        <w:proofErr w:type="gramStart"/>
         <w:r>
           <w:rPr>
             <w:rStyle w:val="aff"/>
@@ -1428,6 +1355,7 @@
           <w:t>do-</w:t>
         </w:r>
         <w:proofErr w:type="spellStart"/>
+        <w:proofErr w:type="gramStart"/>
         <w:r>
           <w:rPr>
             <w:rStyle w:val="aff"/>
@@ -1551,27 +1479,7 @@
           <w:sz w:val="20"/>
           <w:szCs w:val="20"/>
         </w:rPr>
-        <w:t xml:space="preserve">), </w:t>
-      </w:r>
-      <w:proofErr w:type="spellStart"/>
-      <w:r>
-        <w:rPr>
-          <w:rFonts w:ascii="Arial" w:hAnsi="Arial" w:cs="Arial"/>
-          <w:color w:val="000000"/>
-          <w:sz w:val="20"/>
-          <w:szCs w:val="20"/>
-        </w:rPr>
-        <w:t>бургер</w:t>
-      </w:r>
-      <w:proofErr w:type="spellEnd"/>
-      <w:r>
-        <w:rPr>
-          <w:rFonts w:ascii="Arial" w:hAnsi="Arial" w:cs="Arial"/>
-          <w:color w:val="000000"/>
-          <w:sz w:val="20"/>
-          <w:szCs w:val="20"/>
-        </w:rPr>
-        <w:t xml:space="preserve">-меню и </w:t>
+        <w:t xml:space="preserve">), бургер-меню и </w:t>
       </w:r>
       <w:proofErr w:type="spellStart"/>
       <w:r>
@@ -1637,27 +1545,7 @@
           <w:sz w:val="20"/>
           <w:szCs w:val="20"/>
         </w:rPr>
-        <w:t>Обеспечил кросс-</w:t>
-      </w:r>
-      <w:proofErr w:type="spellStart"/>
-      <w:r>
-        <w:rPr>
-          <w:rFonts w:ascii="Arial" w:hAnsi="Arial" w:cs="Arial"/>
-          <w:color w:val="000000"/>
-          <w:sz w:val="20"/>
-          <w:szCs w:val="20"/>
-        </w:rPr>
-        <w:t>браузерную</w:t>
-      </w:r>
-      <w:proofErr w:type="spellEnd"/>
-      <w:r>
-        <w:rPr>
-          <w:rFonts w:ascii="Arial" w:hAnsi="Arial" w:cs="Arial"/>
-          <w:color w:val="000000"/>
-          <w:sz w:val="20"/>
-          <w:szCs w:val="20"/>
-        </w:rPr>
-        <w:t xml:space="preserve"> совместимость и адаптивность сайта.</w:t>
+        <w:t>Обеспечил кросс-браузерную совместимость и адаптивность сайта.</w:t>
       </w:r>
     </w:p>
     <w:p>
@@ -1721,130 +1609,8 @@
           <w:szCs w:val="20"/>
           <w:lang w:val="en-US"/>
         </w:rPr>
-        <w:t xml:space="preserve"> </w:t>
-      </w:r>
-      <w:proofErr w:type="spellStart"/>
-      <w:r>
-        <w:rPr>
-          <w:rFonts w:ascii="Arial" w:hAnsi="Arial" w:cs="Arial"/>
-          <w:color w:val="000000"/>
-          <w:sz w:val="20"/>
-          <w:szCs w:val="20"/>
-          <w:lang w:val="en-US"/>
-        </w:rPr>
-        <w:t>TypeScript</w:t>
-      </w:r>
-      <w:proofErr w:type="spellEnd"/>
-      <w:r>
-        <w:rPr>
-          <w:rFonts w:ascii="Arial" w:hAnsi="Arial" w:cs="Arial"/>
-          <w:color w:val="000000"/>
-          <w:sz w:val="20"/>
-          <w:szCs w:val="20"/>
-          <w:lang w:val="en-US"/>
-        </w:rPr>
-        <w:t xml:space="preserve">, </w:t>
-      </w:r>
-      <w:proofErr w:type="spellStart"/>
-      <w:r>
-        <w:rPr>
-          <w:rFonts w:ascii="Arial" w:hAnsi="Arial" w:cs="Arial"/>
-          <w:color w:val="000000"/>
-          <w:sz w:val="20"/>
-          <w:szCs w:val="20"/>
-          <w:lang w:val="en-US"/>
-        </w:rPr>
-        <w:t>Swiper</w:t>
-      </w:r>
-      <w:proofErr w:type="spellEnd"/>
-      <w:r>
-        <w:rPr>
-          <w:rFonts w:ascii="Arial" w:hAnsi="Arial" w:cs="Arial"/>
-          <w:color w:val="000000"/>
-          <w:sz w:val="20"/>
-          <w:szCs w:val="20"/>
-          <w:lang w:val="en-US"/>
-        </w:rPr>
-        <w:t xml:space="preserve">, SASS, CSS, Figma, </w:t>
-      </w:r>
-      <w:proofErr w:type="spellStart"/>
-      <w:r>
-        <w:rPr>
-          <w:rFonts w:ascii="Arial" w:hAnsi="Arial" w:cs="Arial"/>
-          <w:color w:val="000000"/>
-          <w:sz w:val="20"/>
-          <w:szCs w:val="20"/>
-          <w:lang w:val="en-US"/>
-        </w:rPr>
-        <w:t>Git</w:t>
-      </w:r>
-      <w:proofErr w:type="spellEnd"/>
-      <w:r>
-        <w:rPr>
-          <w:rFonts w:ascii="Arial" w:hAnsi="Arial" w:cs="Arial"/>
-          <w:color w:val="000000"/>
-          <w:sz w:val="20"/>
-          <w:szCs w:val="20"/>
-          <w:lang w:val="en-US"/>
-        </w:rPr>
-        <w:t xml:space="preserve">, </w:t>
-      </w:r>
-      <w:proofErr w:type="spellStart"/>
-      <w:r>
-        <w:rPr>
-          <w:rFonts w:ascii="Arial" w:hAnsi="Arial" w:cs="Arial"/>
-          <w:color w:val="000000"/>
-          <w:sz w:val="20"/>
-          <w:szCs w:val="20"/>
-          <w:lang w:val="en-US"/>
-        </w:rPr>
-        <w:t>Git</w:t>
-      </w:r>
-      <w:proofErr w:type="spellEnd"/>
-      <w:r>
-        <w:rPr>
-          <w:rFonts w:ascii="Arial" w:hAnsi="Arial" w:cs="Arial"/>
-          <w:color w:val="000000"/>
-          <w:sz w:val="20"/>
-          <w:szCs w:val="20"/>
-          <w:lang w:val="en-US"/>
-        </w:rPr>
-        <w:t xml:space="preserve"> </w:t>
-      </w:r>
-      <w:proofErr w:type="spellStart"/>
-      <w:r>
-        <w:rPr>
-          <w:rFonts w:ascii="Arial" w:hAnsi="Arial" w:cs="Arial"/>
-          <w:color w:val="000000"/>
-          <w:sz w:val="20"/>
-          <w:szCs w:val="20"/>
-          <w:lang w:val="en-US"/>
-        </w:rPr>
-        <w:t>submodule</w:t>
-      </w:r>
-      <w:proofErr w:type="spellEnd"/>
-      <w:r>
-        <w:rPr>
-          <w:rFonts w:ascii="Arial" w:hAnsi="Arial" w:cs="Arial"/>
-          <w:color w:val="000000"/>
-          <w:sz w:val="20"/>
-          <w:szCs w:val="20"/>
-          <w:lang w:val="en-US"/>
-        </w:rPr>
-        <w:t xml:space="preserve"> </w:t>
-      </w:r>
-      <w:proofErr w:type="spellStart"/>
-      <w:r>
-        <w:rPr>
-          <w:rFonts w:ascii="Arial" w:hAnsi="Arial" w:cs="Arial"/>
-          <w:color w:val="000000"/>
-          <w:sz w:val="20"/>
-          <w:szCs w:val="20"/>
-          <w:lang w:val="en-US"/>
-        </w:rPr>
-        <w:t>GitHub</w:t>
-      </w:r>
-      <w:proofErr w:type="spellEnd"/>
+        <w:t xml:space="preserve"> TypeScript, Swiper, SASS, CSS, Figma, Git, Git submodule GitHub</w:t>
+      </w:r>
     </w:p>
     <w:p>
       <w:pPr>
@@ -2021,29 +1787,7 @@
           <w:szCs w:val="20"/>
           <w:lang w:val="en-US"/>
         </w:rPr>
-        <w:t xml:space="preserve"> Next.js + </w:t>
-      </w:r>
-      <w:proofErr w:type="spellStart"/>
-      <w:r>
-        <w:rPr>
-          <w:rFonts w:ascii="Arial" w:hAnsi="Arial" w:cs="Arial"/>
-          <w:color w:val="000000"/>
-          <w:sz w:val="20"/>
-          <w:szCs w:val="20"/>
-          <w:lang w:val="en-US"/>
-        </w:rPr>
-        <w:t>TypeScript</w:t>
-      </w:r>
-      <w:proofErr w:type="spellEnd"/>
-      <w:r>
-        <w:rPr>
-          <w:rFonts w:ascii="Arial" w:hAnsi="Arial" w:cs="Arial"/>
-          <w:color w:val="000000"/>
-          <w:sz w:val="20"/>
-          <w:szCs w:val="20"/>
-          <w:lang w:val="en-US"/>
-        </w:rPr>
-        <w:t>.</w:t>
+        <w:t xml:space="preserve"> Next.js + TypeScript.</w:t>
       </w:r>
     </w:p>
     <w:p>
@@ -2175,27 +1919,7 @@
           <w:sz w:val="20"/>
           <w:szCs w:val="20"/>
         </w:rPr>
-        <w:t xml:space="preserve"> и пароля пользователя: выбор файла, </w:t>
-      </w:r>
-      <w:proofErr w:type="spellStart"/>
-      <w:r>
-        <w:rPr>
-          <w:rFonts w:ascii="Arial" w:hAnsi="Arial" w:cs="Arial"/>
-          <w:color w:val="000000"/>
-          <w:sz w:val="20"/>
-          <w:szCs w:val="20"/>
-        </w:rPr>
-        <w:t>предпросмотр</w:t>
-      </w:r>
-      <w:proofErr w:type="spellEnd"/>
-      <w:r>
-        <w:rPr>
-          <w:rFonts w:ascii="Arial" w:hAnsi="Arial" w:cs="Arial"/>
-          <w:color w:val="000000"/>
-          <w:sz w:val="20"/>
-          <w:szCs w:val="20"/>
-        </w:rPr>
-        <w:t>, отправка на сервер, обновление UI.</w:t>
+        <w:t xml:space="preserve"> и пароля пользователя: выбор файла, предпросмотр, отправка на сервер, обновление UI.</w:t>
       </w:r>
     </w:p>
     <w:p>
@@ -2306,6 +2030,1156 @@
     </w:p>
     <w:p>
       <w:pPr>
+        <w:rPr>
+          <w:rStyle w:val="aff"/>
+          <w:rFonts w:ascii="Arial" w:hAnsi="Arial" w:cs="Arial"/>
+          <w:i/>
+          <w:iCs/>
+          <w:color w:val="2D2185"/>
+          <w:sz w:val="20"/>
+          <w:szCs w:val="20"/>
+          <w:u w:val="none"/>
+        </w:rPr>
+      </w:pPr>
+      <w:r>
+        <w:rPr>
+          <w:rFonts w:ascii="Arial" w:hAnsi="Arial" w:cs="Arial"/>
+          <w:color w:val="000000"/>
+          <w:sz w:val="20"/>
+          <w:szCs w:val="20"/>
+        </w:rPr>
+        <w:t>Стек</w:t>
+      </w:r>
+      <w:r>
+        <w:rPr>
+          <w:rFonts w:ascii="Arial" w:hAnsi="Arial" w:cs="Arial"/>
+          <w:color w:val="000000"/>
+          <w:sz w:val="20"/>
+          <w:szCs w:val="20"/>
+          <w:lang w:val="en-US"/>
+        </w:rPr>
+        <w:t xml:space="preserve">: </w:t>
+      </w:r>
+      <w:proofErr w:type="spellStart"/>
+      <w:r>
+        <w:rPr>
+          <w:rFonts w:ascii="Arial" w:hAnsi="Arial" w:cs="Arial"/>
+          <w:color w:val="000000"/>
+          <w:sz w:val="20"/>
+          <w:szCs w:val="20"/>
+          <w:lang w:val="en-US"/>
+        </w:rPr>
+        <w:t>NextJS</w:t>
+      </w:r>
+      <w:proofErr w:type="spellEnd"/>
+      <w:r>
+        <w:rPr>
+          <w:rFonts w:ascii="Arial" w:hAnsi="Arial" w:cs="Arial"/>
+          <w:color w:val="000000"/>
+          <w:sz w:val="20"/>
+          <w:szCs w:val="20"/>
+          <w:lang w:val="en-US"/>
+        </w:rPr>
+        <w:t xml:space="preserve"> TypeScript, CSS, Figma, Git, styled-components, GitHub</w:t>
+      </w:r>
+      <w:r>
+        <w:rPr>
+          <w:rFonts w:ascii="Arial" w:hAnsi="Arial" w:cs="Arial"/>
+          <w:color w:val="000000"/>
+          <w:sz w:val="20"/>
+          <w:szCs w:val="20"/>
+          <w:lang w:val="en-US"/>
+        </w:rPr>
+        <w:br/>
+      </w:r>
+      <w:r>
+        <w:rPr>
+          <w:rFonts w:ascii="Arial" w:hAnsi="Arial" w:cs="Arial"/>
+          <w:color w:val="111111"/>
+          <w:sz w:val="20"/>
+          <w:szCs w:val="20"/>
+        </w:rPr>
+        <w:fldChar w:fldCharType="begin"/>
+      </w:r>
+      <w:r>
+        <w:rPr>
+          <w:rFonts w:ascii="Arial" w:hAnsi="Arial" w:cs="Arial"/>
+          <w:color w:val="111111"/>
+          <w:sz w:val="20"/>
+          <w:szCs w:val="20"/>
+        </w:rPr>
+        <w:instrText xml:space="preserve"> HYPERLINK "https://sharkup.io/" </w:instrText>
+      </w:r>
+      <w:r>
+        <w:rPr>
+          <w:rFonts w:ascii="Arial" w:hAnsi="Arial" w:cs="Arial"/>
+          <w:color w:val="111111"/>
+          <w:sz w:val="20"/>
+          <w:szCs w:val="20"/>
+        </w:rPr>
+        <w:fldChar w:fldCharType="separate"/>
+      </w:r>
+    </w:p>
+    <w:p>
+      <w:pPr>
+        <w:pStyle w:val="3"/>
+        <w:rPr>
+          <w:b w:val="0"/>
+          <w:sz w:val="24"/>
+        </w:rPr>
+      </w:pPr>
+      <w:proofErr w:type="spellStart"/>
+      <w:r>
+        <w:rPr>
+          <w:rFonts w:ascii="Arial" w:hAnsi="Arial" w:cs="Arial"/>
+          <w:b w:val="0"/>
+          <w:i/>
+          <w:iCs/>
+          <w:color w:val="2D2185"/>
+          <w:sz w:val="24"/>
+        </w:rPr>
+        <w:t>sharkup</w:t>
+      </w:r>
+      <w:proofErr w:type="spellEnd"/>
+    </w:p>
+    <w:p>
+      <w:pPr>
+        <w:rPr>
+          <w:rFonts w:ascii="Arial" w:hAnsi="Arial" w:cs="Arial"/>
+          <w:color w:val="111111"/>
+          <w:sz w:val="20"/>
+          <w:szCs w:val="20"/>
+        </w:rPr>
+      </w:pPr>
+      <w:r>
+        <w:rPr>
+          <w:rFonts w:ascii="Arial" w:hAnsi="Arial" w:cs="Arial"/>
+          <w:color w:val="111111"/>
+          <w:sz w:val="20"/>
+          <w:szCs w:val="20"/>
+        </w:rPr>
+        <w:fldChar w:fldCharType="end"/>
+      </w:r>
+    </w:p>
+    <w:p>
+      <w:pPr>
+        <w:numPr>
+          <w:ilvl w:val="0"/>
+          <w:numId w:val="40"/>
+        </w:numPr>
+        <w:rPr>
+          <w:rFonts w:ascii="Arial" w:hAnsi="Arial" w:cs="Arial"/>
+          <w:color w:val="111111"/>
+          <w:sz w:val="20"/>
+          <w:szCs w:val="20"/>
+        </w:rPr>
+      </w:pPr>
+      <w:r>
+        <w:rPr>
+          <w:rFonts w:ascii="Arial" w:hAnsi="Arial" w:cs="Arial"/>
+          <w:color w:val="111111"/>
+          <w:sz w:val="20"/>
+          <w:szCs w:val="20"/>
+        </w:rPr>
+        <w:t xml:space="preserve">Разработал </w:t>
+      </w:r>
+      <w:proofErr w:type="spellStart"/>
+      <w:r>
+        <w:rPr>
+          <w:rFonts w:ascii="Arial" w:hAnsi="Arial" w:cs="Arial"/>
+          <w:color w:val="111111"/>
+          <w:sz w:val="20"/>
+          <w:szCs w:val="20"/>
+        </w:rPr>
+        <w:t>frontend</w:t>
+      </w:r>
+      <w:proofErr w:type="spellEnd"/>
+      <w:r>
+        <w:rPr>
+          <w:rFonts w:ascii="Arial" w:hAnsi="Arial" w:cs="Arial"/>
+          <w:color w:val="111111"/>
+          <w:sz w:val="20"/>
+          <w:szCs w:val="20"/>
+        </w:rPr>
+        <w:t xml:space="preserve">-часть </w:t>
+      </w:r>
+      <w:proofErr w:type="spellStart"/>
+      <w:r>
+        <w:rPr>
+          <w:rFonts w:ascii="Arial" w:hAnsi="Arial" w:cs="Arial"/>
+          <w:color w:val="111111"/>
+          <w:sz w:val="20"/>
+          <w:szCs w:val="20"/>
+        </w:rPr>
+        <w:t>crowdfunding</w:t>
+      </w:r>
+      <w:proofErr w:type="spellEnd"/>
+      <w:r>
+        <w:rPr>
+          <w:rFonts w:ascii="Arial" w:hAnsi="Arial" w:cs="Arial"/>
+          <w:color w:val="111111"/>
+          <w:sz w:val="20"/>
+          <w:szCs w:val="20"/>
+        </w:rPr>
+        <w:t xml:space="preserve"> платформы с нуля, используя </w:t>
+      </w:r>
+      <w:proofErr w:type="spellStart"/>
+      <w:r>
+        <w:rPr>
+          <w:rFonts w:ascii="Arial" w:hAnsi="Arial" w:cs="Arial"/>
+          <w:color w:val="111111"/>
+          <w:sz w:val="20"/>
+          <w:szCs w:val="20"/>
+        </w:rPr>
+        <w:t>React</w:t>
+      </w:r>
+      <w:proofErr w:type="spellEnd"/>
+      <w:r>
+        <w:rPr>
+          <w:rFonts w:ascii="Arial" w:hAnsi="Arial" w:cs="Arial"/>
+          <w:color w:val="111111"/>
+          <w:sz w:val="20"/>
+          <w:szCs w:val="20"/>
+        </w:rPr>
+        <w:t xml:space="preserve"> для веб-версии</w:t>
+      </w:r>
+    </w:p>
+    <w:p>
+      <w:pPr>
+        <w:numPr>
+          <w:ilvl w:val="0"/>
+          <w:numId w:val="40"/>
+        </w:numPr>
+        <w:rPr>
+          <w:rFonts w:ascii="Arial" w:hAnsi="Arial" w:cs="Arial"/>
+          <w:color w:val="111111"/>
+          <w:sz w:val="20"/>
+          <w:szCs w:val="20"/>
+        </w:rPr>
+      </w:pPr>
+      <w:r>
+        <w:rPr>
+          <w:rFonts w:ascii="Arial" w:hAnsi="Arial" w:cs="Arial"/>
+          <w:color w:val="111111"/>
+          <w:sz w:val="20"/>
+          <w:szCs w:val="20"/>
+        </w:rPr>
+        <w:t xml:space="preserve">Реализовал адаптивный интерфейс с </w:t>
+      </w:r>
+      <w:proofErr w:type="gramStart"/>
+      <w:r>
+        <w:rPr>
+          <w:rFonts w:ascii="Arial" w:hAnsi="Arial" w:cs="Arial"/>
+          <w:color w:val="111111"/>
+          <w:sz w:val="20"/>
+          <w:szCs w:val="20"/>
+        </w:rPr>
+        <w:t>кросс-платформенной</w:t>
+      </w:r>
+      <w:proofErr w:type="gramEnd"/>
+      <w:r>
+        <w:rPr>
+          <w:rFonts w:ascii="Arial" w:hAnsi="Arial" w:cs="Arial"/>
+          <w:color w:val="111111"/>
+          <w:sz w:val="20"/>
+          <w:szCs w:val="20"/>
+        </w:rPr>
+        <w:t xml:space="preserve"> совместимостью.</w:t>
+      </w:r>
+    </w:p>
+    <w:p>
+      <w:pPr>
+        <w:numPr>
+          <w:ilvl w:val="0"/>
+          <w:numId w:val="40"/>
+        </w:numPr>
+        <w:rPr>
+          <w:rFonts w:ascii="Arial" w:hAnsi="Arial" w:cs="Arial"/>
+          <w:color w:val="111111"/>
+          <w:sz w:val="20"/>
+          <w:szCs w:val="20"/>
+        </w:rPr>
+      </w:pPr>
+      <w:r>
+        <w:rPr>
+          <w:rFonts w:ascii="Arial" w:hAnsi="Arial" w:cs="Arial"/>
+          <w:color w:val="111111"/>
+          <w:sz w:val="20"/>
+          <w:szCs w:val="20"/>
+        </w:rPr>
+        <w:t>Интегрировал REST API для взаимодействия с бэкендом, реализовал загрузку и отображение данных в реальном времени.</w:t>
+      </w:r>
+    </w:p>
+    <w:p>
+      <w:pPr>
+        <w:numPr>
+          <w:ilvl w:val="0"/>
+          <w:numId w:val="40"/>
+        </w:numPr>
+        <w:rPr>
+          <w:rFonts w:ascii="Arial" w:hAnsi="Arial" w:cs="Arial"/>
+          <w:color w:val="111111"/>
+          <w:sz w:val="20"/>
+          <w:szCs w:val="20"/>
+        </w:rPr>
+      </w:pPr>
+      <w:r>
+        <w:rPr>
+          <w:rFonts w:ascii="Arial" w:hAnsi="Arial" w:cs="Arial"/>
+          <w:color w:val="111111"/>
+          <w:sz w:val="20"/>
+          <w:szCs w:val="20"/>
+        </w:rPr>
+        <w:t xml:space="preserve">Оптимизировал производительность приложения: </w:t>
+      </w:r>
+      <w:proofErr w:type="spellStart"/>
+      <w:r>
+        <w:rPr>
+          <w:rFonts w:ascii="Arial" w:hAnsi="Arial" w:cs="Arial"/>
+          <w:color w:val="111111"/>
+          <w:sz w:val="20"/>
+          <w:szCs w:val="20"/>
+        </w:rPr>
+        <w:t>lazy</w:t>
+      </w:r>
+      <w:proofErr w:type="spellEnd"/>
+      <w:r>
+        <w:rPr>
+          <w:rFonts w:ascii="Arial" w:hAnsi="Arial" w:cs="Arial"/>
+          <w:color w:val="111111"/>
+          <w:sz w:val="20"/>
+          <w:szCs w:val="20"/>
+        </w:rPr>
+        <w:t xml:space="preserve"> </w:t>
+      </w:r>
+      <w:proofErr w:type="spellStart"/>
+      <w:r>
+        <w:rPr>
+          <w:rFonts w:ascii="Arial" w:hAnsi="Arial" w:cs="Arial"/>
+          <w:color w:val="111111"/>
+          <w:sz w:val="20"/>
+          <w:szCs w:val="20"/>
+        </w:rPr>
+        <w:t>loading</w:t>
+      </w:r>
+      <w:proofErr w:type="spellEnd"/>
+      <w:r>
+        <w:rPr>
+          <w:rFonts w:ascii="Arial" w:hAnsi="Arial" w:cs="Arial"/>
+          <w:color w:val="111111"/>
+          <w:sz w:val="20"/>
+          <w:szCs w:val="20"/>
+        </w:rPr>
+        <w:t xml:space="preserve">, </w:t>
+      </w:r>
+      <w:proofErr w:type="spellStart"/>
+      <w:r>
+        <w:rPr>
+          <w:rFonts w:ascii="Arial" w:hAnsi="Arial" w:cs="Arial"/>
+          <w:color w:val="111111"/>
+          <w:sz w:val="20"/>
+          <w:szCs w:val="20"/>
+        </w:rPr>
+        <w:t>мемоизация</w:t>
+      </w:r>
+      <w:proofErr w:type="spellEnd"/>
+      <w:r>
+        <w:rPr>
+          <w:rFonts w:ascii="Arial" w:hAnsi="Arial" w:cs="Arial"/>
+          <w:color w:val="111111"/>
+          <w:sz w:val="20"/>
+          <w:szCs w:val="20"/>
+        </w:rPr>
+        <w:t xml:space="preserve"> компонентов, оптимизация </w:t>
+      </w:r>
+      <w:proofErr w:type="spellStart"/>
+      <w:r>
+        <w:rPr>
+          <w:rFonts w:ascii="Arial" w:hAnsi="Arial" w:cs="Arial"/>
+          <w:color w:val="111111"/>
+          <w:sz w:val="20"/>
+          <w:szCs w:val="20"/>
+        </w:rPr>
+        <w:t>ререндеров</w:t>
+      </w:r>
+      <w:proofErr w:type="spellEnd"/>
+      <w:r>
+        <w:rPr>
+          <w:rFonts w:ascii="Arial" w:hAnsi="Arial" w:cs="Arial"/>
+          <w:color w:val="111111"/>
+          <w:sz w:val="20"/>
+          <w:szCs w:val="20"/>
+        </w:rPr>
+        <w:t>.</w:t>
+      </w:r>
+    </w:p>
+    <w:p>
+      <w:pPr>
+        <w:pStyle w:val="styleddescription-sc-1kodzbb-4"/>
+        <w:spacing w:before="0" w:beforeAutospacing="0" w:after="0" w:afterAutospacing="0"/>
+        <w:rPr>
+          <w:rFonts w:ascii="Arial" w:hAnsi="Arial" w:cs="Arial"/>
+          <w:color w:val="111111"/>
+          <w:sz w:val="20"/>
+          <w:szCs w:val="20"/>
+          <w:lang w:val="en-US"/>
+        </w:rPr>
+      </w:pPr>
+      <w:r>
+        <w:rPr>
+          <w:rFonts w:ascii="Arial" w:hAnsi="Arial" w:cs="Arial"/>
+          <w:color w:val="111111"/>
+          <w:sz w:val="20"/>
+          <w:szCs w:val="20"/>
+        </w:rPr>
+        <w:t>Стек</w:t>
+      </w:r>
+      <w:r>
+        <w:rPr>
+          <w:rFonts w:ascii="Arial" w:hAnsi="Arial" w:cs="Arial"/>
+          <w:color w:val="111111"/>
+          <w:sz w:val="20"/>
+          <w:szCs w:val="20"/>
+          <w:lang w:val="en-US"/>
+        </w:rPr>
+        <w:t>: React, Redux, TypeScript, REST API, CSS3, HTML5, Git, GitHub, Swiper, Vite, Figma</w:t>
+      </w:r>
+    </w:p>
+    <w:p>
+      <w:pPr>
+        <w:rPr>
+          <w:rStyle w:val="aff"/>
+          <w:i/>
+          <w:iCs/>
+          <w:color w:val="2D2185"/>
+          <w:sz w:val="20"/>
+          <w:szCs w:val="20"/>
+          <w:u w:val="none"/>
+          <w:lang w:val="en-US"/>
+        </w:rPr>
+      </w:pPr>
+      <w:r>
+        <w:rPr>
+          <w:rFonts w:ascii="Arial" w:hAnsi="Arial" w:cs="Arial"/>
+          <w:color w:val="111111"/>
+          <w:sz w:val="20"/>
+          <w:szCs w:val="20"/>
+        </w:rPr>
+        <w:fldChar w:fldCharType="begin"/>
+      </w:r>
+      <w:r>
+        <w:rPr>
+          <w:rFonts w:ascii="Arial" w:hAnsi="Arial" w:cs="Arial"/>
+          <w:color w:val="111111"/>
+          <w:sz w:val="20"/>
+          <w:szCs w:val="20"/>
+          <w:lang w:val="en-US"/>
+        </w:rPr>
+        <w:instrText xml:space="preserve"> HYPERLINK "https://sharkup.io/" </w:instrText>
+      </w:r>
+      <w:r>
+        <w:rPr>
+          <w:rFonts w:ascii="Arial" w:hAnsi="Arial" w:cs="Arial"/>
+          <w:color w:val="111111"/>
+          <w:sz w:val="20"/>
+          <w:szCs w:val="20"/>
+        </w:rPr>
+        <w:fldChar w:fldCharType="separate"/>
+      </w:r>
+    </w:p>
+    <w:p>
+      <w:pPr>
+        <w:pStyle w:val="3"/>
+        <w:rPr>
+          <w:b w:val="0"/>
+          <w:sz w:val="24"/>
+        </w:rPr>
+      </w:pPr>
+      <w:proofErr w:type="spellStart"/>
+      <w:r>
+        <w:rPr>
+          <w:rFonts w:ascii="Arial" w:hAnsi="Arial" w:cs="Arial"/>
+          <w:b w:val="0"/>
+          <w:i/>
+          <w:iCs/>
+          <w:color w:val="2D2185"/>
+          <w:sz w:val="24"/>
+        </w:rPr>
+        <w:t>sharkup</w:t>
+      </w:r>
+      <w:proofErr w:type="spellEnd"/>
+      <w:r>
+        <w:rPr>
+          <w:rFonts w:ascii="Arial" w:hAnsi="Arial" w:cs="Arial"/>
+          <w:b w:val="0"/>
+          <w:i/>
+          <w:iCs/>
+          <w:color w:val="2D2185"/>
+          <w:sz w:val="24"/>
+        </w:rPr>
+        <w:t xml:space="preserve"> </w:t>
+      </w:r>
+      <w:proofErr w:type="spellStart"/>
+      <w:r>
+        <w:rPr>
+          <w:rFonts w:ascii="Arial" w:hAnsi="Arial" w:cs="Arial"/>
+          <w:b w:val="0"/>
+          <w:i/>
+          <w:iCs/>
+          <w:color w:val="2D2185"/>
+          <w:sz w:val="24"/>
+        </w:rPr>
+        <w:t>App</w:t>
+      </w:r>
+      <w:proofErr w:type="spellEnd"/>
+    </w:p>
+    <w:p>
+      <w:pPr>
+        <w:rPr>
+          <w:rFonts w:ascii="Arial" w:hAnsi="Arial" w:cs="Arial"/>
+          <w:color w:val="111111"/>
+          <w:sz w:val="20"/>
+          <w:szCs w:val="20"/>
+        </w:rPr>
+      </w:pPr>
+      <w:r>
+        <w:rPr>
+          <w:rFonts w:ascii="Arial" w:hAnsi="Arial" w:cs="Arial"/>
+          <w:color w:val="111111"/>
+          <w:sz w:val="20"/>
+          <w:szCs w:val="20"/>
+        </w:rPr>
+        <w:fldChar w:fldCharType="end"/>
+      </w:r>
+    </w:p>
+    <w:p>
+      <w:pPr>
+        <w:numPr>
+          <w:ilvl w:val="0"/>
+          <w:numId w:val="41"/>
+        </w:numPr>
+        <w:rPr>
+          <w:rFonts w:ascii="Arial" w:hAnsi="Arial" w:cs="Arial"/>
+          <w:color w:val="111111"/>
+          <w:sz w:val="20"/>
+          <w:szCs w:val="20"/>
+        </w:rPr>
+      </w:pPr>
+      <w:proofErr w:type="spellStart"/>
+      <w:r>
+        <w:rPr>
+          <w:rFonts w:ascii="Arial" w:hAnsi="Arial" w:cs="Arial"/>
+          <w:color w:val="111111"/>
+          <w:sz w:val="20"/>
+          <w:szCs w:val="20"/>
+        </w:rPr>
+        <w:t>Учавствовал</w:t>
+      </w:r>
+      <w:proofErr w:type="spellEnd"/>
+      <w:r>
+        <w:rPr>
+          <w:rFonts w:ascii="Arial" w:hAnsi="Arial" w:cs="Arial"/>
+          <w:color w:val="111111"/>
+          <w:sz w:val="20"/>
+          <w:szCs w:val="20"/>
+        </w:rPr>
+        <w:t xml:space="preserve"> в разработке мобильного приложения </w:t>
+      </w:r>
+      <w:proofErr w:type="spellStart"/>
+      <w:r>
+        <w:rPr>
+          <w:rFonts w:ascii="Arial" w:hAnsi="Arial" w:cs="Arial"/>
+          <w:color w:val="111111"/>
+          <w:sz w:val="20"/>
+          <w:szCs w:val="20"/>
+        </w:rPr>
+        <w:t>crowdfunding</w:t>
+      </w:r>
+      <w:proofErr w:type="spellEnd"/>
+      <w:r>
+        <w:rPr>
+          <w:rFonts w:ascii="Arial" w:hAnsi="Arial" w:cs="Arial"/>
+          <w:color w:val="111111"/>
+          <w:sz w:val="20"/>
+          <w:szCs w:val="20"/>
+        </w:rPr>
+        <w:t xml:space="preserve"> платформы, используя </w:t>
+      </w:r>
+      <w:proofErr w:type="spellStart"/>
+      <w:r>
+        <w:rPr>
+          <w:rFonts w:ascii="Arial" w:hAnsi="Arial" w:cs="Arial"/>
+          <w:color w:val="111111"/>
+          <w:sz w:val="20"/>
+          <w:szCs w:val="20"/>
+        </w:rPr>
+        <w:t>React</w:t>
+      </w:r>
+      <w:proofErr w:type="spellEnd"/>
+      <w:r>
+        <w:rPr>
+          <w:rFonts w:ascii="Arial" w:hAnsi="Arial" w:cs="Arial"/>
+          <w:color w:val="111111"/>
+          <w:sz w:val="20"/>
+          <w:szCs w:val="20"/>
+        </w:rPr>
+        <w:t xml:space="preserve"> </w:t>
+      </w:r>
+      <w:proofErr w:type="spellStart"/>
+      <w:r>
+        <w:rPr>
+          <w:rFonts w:ascii="Arial" w:hAnsi="Arial" w:cs="Arial"/>
+          <w:color w:val="111111"/>
+          <w:sz w:val="20"/>
+          <w:szCs w:val="20"/>
+        </w:rPr>
+        <w:t>Native</w:t>
+      </w:r>
+      <w:proofErr w:type="spellEnd"/>
+      <w:r>
+        <w:rPr>
+          <w:rFonts w:ascii="Arial" w:hAnsi="Arial" w:cs="Arial"/>
+          <w:color w:val="111111"/>
+          <w:sz w:val="20"/>
+          <w:szCs w:val="20"/>
+        </w:rPr>
+        <w:t xml:space="preserve"> для мобильных версий</w:t>
+      </w:r>
+    </w:p>
+    <w:p>
+      <w:pPr>
+        <w:numPr>
+          <w:ilvl w:val="0"/>
+          <w:numId w:val="41"/>
+        </w:numPr>
+        <w:rPr>
+          <w:rFonts w:ascii="Arial" w:hAnsi="Arial" w:cs="Arial"/>
+          <w:color w:val="111111"/>
+          <w:sz w:val="20"/>
+          <w:szCs w:val="20"/>
+        </w:rPr>
+      </w:pPr>
+      <w:r>
+        <w:rPr>
+          <w:rFonts w:ascii="Arial" w:hAnsi="Arial" w:cs="Arial"/>
+          <w:color w:val="111111"/>
+          <w:sz w:val="20"/>
+          <w:szCs w:val="20"/>
+        </w:rPr>
+        <w:t>Интегрировал REST API для взаимодействия с бэкендом, реализовал загрузку и отображение данных в реальном времени.</w:t>
+      </w:r>
+    </w:p>
+    <w:p>
+      <w:pPr>
+        <w:numPr>
+          <w:ilvl w:val="0"/>
+          <w:numId w:val="41"/>
+        </w:numPr>
+        <w:rPr>
+          <w:rFonts w:ascii="Arial" w:hAnsi="Arial" w:cs="Arial"/>
+          <w:color w:val="111111"/>
+          <w:sz w:val="20"/>
+          <w:szCs w:val="20"/>
+        </w:rPr>
+      </w:pPr>
+      <w:r>
+        <w:rPr>
+          <w:rFonts w:ascii="Arial" w:hAnsi="Arial" w:cs="Arial"/>
+          <w:color w:val="111111"/>
+          <w:sz w:val="20"/>
+          <w:szCs w:val="20"/>
+        </w:rPr>
+        <w:t xml:space="preserve">Собирал для </w:t>
+      </w:r>
+      <w:proofErr w:type="spellStart"/>
+      <w:r>
+        <w:rPr>
+          <w:rFonts w:ascii="Arial" w:hAnsi="Arial" w:cs="Arial"/>
+          <w:color w:val="111111"/>
+          <w:sz w:val="20"/>
+          <w:szCs w:val="20"/>
+        </w:rPr>
+        <w:t>iOS</w:t>
+      </w:r>
+      <w:proofErr w:type="spellEnd"/>
+      <w:r>
+        <w:rPr>
+          <w:rFonts w:ascii="Arial" w:hAnsi="Arial" w:cs="Arial"/>
+          <w:color w:val="111111"/>
+          <w:sz w:val="20"/>
+          <w:szCs w:val="20"/>
+        </w:rPr>
+        <w:t xml:space="preserve"> и </w:t>
+      </w:r>
+      <w:proofErr w:type="spellStart"/>
+      <w:r>
+        <w:rPr>
+          <w:rFonts w:ascii="Arial" w:hAnsi="Arial" w:cs="Arial"/>
+          <w:color w:val="111111"/>
+          <w:sz w:val="20"/>
+          <w:szCs w:val="20"/>
+        </w:rPr>
+        <w:t>Android</w:t>
+      </w:r>
+      <w:proofErr w:type="spellEnd"/>
+      <w:r>
+        <w:rPr>
+          <w:rFonts w:ascii="Arial" w:hAnsi="Arial" w:cs="Arial"/>
+          <w:color w:val="111111"/>
+          <w:sz w:val="20"/>
+          <w:szCs w:val="20"/>
+        </w:rPr>
+        <w:t xml:space="preserve"> приложения с использованием </w:t>
+      </w:r>
+      <w:proofErr w:type="spellStart"/>
+      <w:r>
+        <w:rPr>
+          <w:rFonts w:ascii="Arial" w:hAnsi="Arial" w:cs="Arial"/>
+          <w:color w:val="111111"/>
+          <w:sz w:val="20"/>
+          <w:szCs w:val="20"/>
+        </w:rPr>
+        <w:t>Expo</w:t>
+      </w:r>
+      <w:proofErr w:type="spellEnd"/>
+      <w:r>
+        <w:rPr>
+          <w:rFonts w:ascii="Arial" w:hAnsi="Arial" w:cs="Arial"/>
+          <w:color w:val="111111"/>
+          <w:sz w:val="20"/>
+          <w:szCs w:val="20"/>
+        </w:rPr>
+        <w:t xml:space="preserve"> CLI.</w:t>
+      </w:r>
+    </w:p>
+    <w:p>
+      <w:pPr>
+        <w:pStyle w:val="styleddescription-sc-1kodzbb-4"/>
+        <w:spacing w:before="0" w:beforeAutospacing="0" w:after="0" w:afterAutospacing="0"/>
+        <w:rPr>
+          <w:rFonts w:ascii="Arial" w:hAnsi="Arial" w:cs="Arial"/>
+          <w:color w:val="111111"/>
+          <w:sz w:val="20"/>
+          <w:szCs w:val="20"/>
+          <w:lang w:val="en-US"/>
+        </w:rPr>
+      </w:pPr>
+      <w:r>
+        <w:rPr>
+          <w:rFonts w:ascii="Arial" w:hAnsi="Arial" w:cs="Arial"/>
+          <w:color w:val="111111"/>
+          <w:sz w:val="20"/>
+          <w:szCs w:val="20"/>
+        </w:rPr>
+        <w:t>Стек</w:t>
+      </w:r>
+      <w:r>
+        <w:rPr>
+          <w:rFonts w:ascii="Arial" w:hAnsi="Arial" w:cs="Arial"/>
+          <w:color w:val="111111"/>
+          <w:sz w:val="20"/>
+          <w:szCs w:val="20"/>
+          <w:lang w:val="en-US"/>
+        </w:rPr>
+        <w:t>: React Native, Redux, TypeScript, REST API, Git, GitHub, Vite, Figma</w:t>
+      </w:r>
+    </w:p>
+    <w:p>
+      <w:pPr>
+        <w:rPr>
+          <w:rStyle w:val="aff"/>
+          <w:i/>
+          <w:iCs/>
+          <w:color w:val="2D2185"/>
+          <w:sz w:val="22"/>
+          <w:szCs w:val="22"/>
+          <w:u w:val="none"/>
+          <w:lang w:val="en-US"/>
+        </w:rPr>
+      </w:pPr>
+      <w:r>
+        <w:rPr>
+          <w:rFonts w:ascii="Arial" w:hAnsi="Arial" w:cs="Arial"/>
+          <w:color w:val="111111"/>
+          <w:sz w:val="22"/>
+          <w:szCs w:val="22"/>
+        </w:rPr>
+        <w:fldChar w:fldCharType="begin"/>
+      </w:r>
+      <w:r>
+        <w:rPr>
+          <w:rFonts w:ascii="Arial" w:hAnsi="Arial" w:cs="Arial"/>
+          <w:color w:val="111111"/>
+          <w:sz w:val="22"/>
+          <w:szCs w:val="22"/>
+          <w:lang w:val="en-US"/>
+        </w:rPr>
+        <w:instrText xml:space="preserve"> HYPERLINK "https://cd-react-c8txc8zti-sergeys-projects-020b732f.vercel.app/" </w:instrText>
+      </w:r>
+      <w:r>
+        <w:rPr>
+          <w:rFonts w:ascii="Arial" w:hAnsi="Arial" w:cs="Arial"/>
+          <w:color w:val="111111"/>
+          <w:sz w:val="22"/>
+          <w:szCs w:val="22"/>
+        </w:rPr>
+        <w:fldChar w:fldCharType="separate"/>
+      </w:r>
+    </w:p>
+    <w:p>
+      <w:pPr>
+        <w:pStyle w:val="3"/>
+        <w:rPr>
+          <w:b w:val="0"/>
+          <w:sz w:val="22"/>
+          <w:szCs w:val="22"/>
+        </w:rPr>
+      </w:pPr>
+      <w:r>
+        <w:rPr>
+          <w:rFonts w:ascii="Arial" w:hAnsi="Arial" w:cs="Arial"/>
+          <w:b w:val="0"/>
+          <w:i/>
+          <w:iCs/>
+          <w:color w:val="2D2185"/>
+          <w:sz w:val="22"/>
+          <w:szCs w:val="22"/>
+        </w:rPr>
+        <w:t>H</w:t>
+      </w:r>
+      <w:r>
+        <w:rPr>
+          <w:rFonts w:ascii="Arial" w:hAnsi="Arial" w:cs="Arial"/>
+          <w:b w:val="0"/>
+          <w:i/>
+          <w:iCs/>
+          <w:color w:val="2D2185"/>
+          <w:sz w:val="22"/>
+          <w:szCs w:val="22"/>
+          <w:lang w:val="en-US"/>
+        </w:rPr>
+        <w:t>o</w:t>
+      </w:r>
+      <w:proofErr w:type="spellStart"/>
+      <w:r>
+        <w:rPr>
+          <w:rFonts w:ascii="Arial" w:hAnsi="Arial" w:cs="Arial"/>
+          <w:b w:val="0"/>
+          <w:i/>
+          <w:iCs/>
+          <w:color w:val="2D2185"/>
+          <w:sz w:val="22"/>
+          <w:szCs w:val="22"/>
+        </w:rPr>
+        <w:t>ly</w:t>
+      </w:r>
+      <w:proofErr w:type="spellEnd"/>
+      <w:r>
+        <w:rPr>
+          <w:rFonts w:ascii="Arial" w:hAnsi="Arial" w:cs="Arial"/>
+          <w:b w:val="0"/>
+          <w:i/>
+          <w:iCs/>
+          <w:color w:val="2D2185"/>
+          <w:sz w:val="22"/>
+          <w:szCs w:val="22"/>
+        </w:rPr>
+        <w:t xml:space="preserve"> </w:t>
+      </w:r>
+      <w:proofErr w:type="spellStart"/>
+      <w:r>
+        <w:rPr>
+          <w:rFonts w:ascii="Arial" w:hAnsi="Arial" w:cs="Arial"/>
+          <w:b w:val="0"/>
+          <w:i/>
+          <w:iCs/>
+          <w:color w:val="2D2185"/>
+          <w:sz w:val="22"/>
+          <w:szCs w:val="22"/>
+        </w:rPr>
+        <w:t>Bible</w:t>
+      </w:r>
+      <w:proofErr w:type="spellEnd"/>
+      <w:r>
+        <w:rPr>
+          <w:rFonts w:ascii="Arial" w:hAnsi="Arial" w:cs="Arial"/>
+          <w:b w:val="0"/>
+          <w:i/>
+          <w:iCs/>
+          <w:color w:val="2D2185"/>
+          <w:sz w:val="22"/>
+          <w:szCs w:val="22"/>
+        </w:rPr>
+        <w:t xml:space="preserve"> </w:t>
+      </w:r>
+      <w:proofErr w:type="spellStart"/>
+      <w:r>
+        <w:rPr>
+          <w:rFonts w:ascii="Arial" w:hAnsi="Arial" w:cs="Arial"/>
+          <w:b w:val="0"/>
+          <w:i/>
+          <w:iCs/>
+          <w:color w:val="2D2185"/>
+          <w:sz w:val="22"/>
+          <w:szCs w:val="22"/>
+        </w:rPr>
+        <w:t>App</w:t>
+      </w:r>
+      <w:proofErr w:type="spellEnd"/>
+    </w:p>
+    <w:p>
+      <w:pPr>
+        <w:rPr>
+          <w:rFonts w:ascii="Arial" w:hAnsi="Arial" w:cs="Arial"/>
+          <w:color w:val="111111"/>
+          <w:sz w:val="20"/>
+          <w:szCs w:val="20"/>
+        </w:rPr>
+      </w:pPr>
+      <w:r>
+        <w:rPr>
+          <w:rFonts w:ascii="Arial" w:hAnsi="Arial" w:cs="Arial"/>
+          <w:color w:val="111111"/>
+          <w:sz w:val="22"/>
+          <w:szCs w:val="22"/>
+        </w:rPr>
+        <w:fldChar w:fldCharType="end"/>
+      </w:r>
+    </w:p>
+    <w:p>
+      <w:pPr>
+        <w:numPr>
+          <w:ilvl w:val="0"/>
+          <w:numId w:val="42"/>
+        </w:numPr>
+        <w:rPr>
+          <w:rFonts w:ascii="Arial" w:hAnsi="Arial" w:cs="Arial"/>
+          <w:color w:val="111111"/>
+          <w:sz w:val="20"/>
+          <w:szCs w:val="20"/>
+        </w:rPr>
+      </w:pPr>
+      <w:proofErr w:type="spellStart"/>
+      <w:r>
+        <w:rPr>
+          <w:rFonts w:ascii="Arial" w:hAnsi="Arial" w:cs="Arial"/>
+          <w:color w:val="111111"/>
+          <w:sz w:val="20"/>
+          <w:szCs w:val="20"/>
+        </w:rPr>
+        <w:t>Учавствовал</w:t>
+      </w:r>
+      <w:proofErr w:type="spellEnd"/>
+      <w:r>
+        <w:rPr>
+          <w:rFonts w:ascii="Arial" w:hAnsi="Arial" w:cs="Arial"/>
+          <w:color w:val="111111"/>
+          <w:sz w:val="20"/>
+          <w:szCs w:val="20"/>
+        </w:rPr>
+        <w:t xml:space="preserve"> в разработке мобильного приложения </w:t>
+      </w:r>
+      <w:proofErr w:type="spellStart"/>
+      <w:r>
+        <w:rPr>
+          <w:rFonts w:ascii="Arial" w:hAnsi="Arial" w:cs="Arial"/>
+          <w:color w:val="111111"/>
+          <w:sz w:val="20"/>
+          <w:szCs w:val="20"/>
+        </w:rPr>
+        <w:t>Hily</w:t>
+      </w:r>
+      <w:proofErr w:type="spellEnd"/>
+      <w:r>
+        <w:rPr>
+          <w:rFonts w:ascii="Arial" w:hAnsi="Arial" w:cs="Arial"/>
+          <w:color w:val="111111"/>
+          <w:sz w:val="20"/>
+          <w:szCs w:val="20"/>
+        </w:rPr>
+        <w:t xml:space="preserve"> </w:t>
+      </w:r>
+      <w:proofErr w:type="spellStart"/>
+      <w:r>
+        <w:rPr>
+          <w:rFonts w:ascii="Arial" w:hAnsi="Arial" w:cs="Arial"/>
+          <w:color w:val="111111"/>
+          <w:sz w:val="20"/>
+          <w:szCs w:val="20"/>
+        </w:rPr>
+        <w:t>Bible</w:t>
+      </w:r>
+      <w:proofErr w:type="spellEnd"/>
+      <w:r>
+        <w:rPr>
+          <w:rFonts w:ascii="Arial" w:hAnsi="Arial" w:cs="Arial"/>
+          <w:color w:val="111111"/>
+          <w:sz w:val="20"/>
+          <w:szCs w:val="20"/>
+        </w:rPr>
+        <w:t xml:space="preserve">, используя </w:t>
+      </w:r>
+      <w:proofErr w:type="spellStart"/>
+      <w:r>
+        <w:rPr>
+          <w:rFonts w:ascii="Arial" w:hAnsi="Arial" w:cs="Arial"/>
+          <w:color w:val="111111"/>
+          <w:sz w:val="20"/>
+          <w:szCs w:val="20"/>
+        </w:rPr>
+        <w:t>React</w:t>
+      </w:r>
+      <w:proofErr w:type="spellEnd"/>
+      <w:r>
+        <w:rPr>
+          <w:rFonts w:ascii="Arial" w:hAnsi="Arial" w:cs="Arial"/>
+          <w:color w:val="111111"/>
+          <w:sz w:val="20"/>
+          <w:szCs w:val="20"/>
+        </w:rPr>
+        <w:t xml:space="preserve"> </w:t>
+      </w:r>
+      <w:proofErr w:type="spellStart"/>
+      <w:r>
+        <w:rPr>
+          <w:rFonts w:ascii="Arial" w:hAnsi="Arial" w:cs="Arial"/>
+          <w:color w:val="111111"/>
+          <w:sz w:val="20"/>
+          <w:szCs w:val="20"/>
+        </w:rPr>
+        <w:t>Native</w:t>
+      </w:r>
+      <w:proofErr w:type="spellEnd"/>
+      <w:r>
+        <w:rPr>
+          <w:rFonts w:ascii="Arial" w:hAnsi="Arial" w:cs="Arial"/>
+          <w:color w:val="111111"/>
+          <w:sz w:val="20"/>
+          <w:szCs w:val="20"/>
+        </w:rPr>
+        <w:t xml:space="preserve"> для мобильных версий</w:t>
+      </w:r>
+    </w:p>
+    <w:p>
+      <w:pPr>
+        <w:numPr>
+          <w:ilvl w:val="0"/>
+          <w:numId w:val="42"/>
+        </w:numPr>
+        <w:rPr>
+          <w:rFonts w:ascii="Arial" w:hAnsi="Arial" w:cs="Arial"/>
+          <w:color w:val="111111"/>
+          <w:sz w:val="20"/>
+          <w:szCs w:val="20"/>
+        </w:rPr>
+      </w:pPr>
+      <w:r>
+        <w:rPr>
+          <w:rFonts w:ascii="Arial" w:hAnsi="Arial" w:cs="Arial"/>
+          <w:color w:val="111111"/>
+          <w:sz w:val="20"/>
+          <w:szCs w:val="20"/>
+        </w:rPr>
+        <w:t>Работал над версткой, анимацией</w:t>
+      </w:r>
+    </w:p>
+    <w:p>
+      <w:pPr>
+        <w:numPr>
+          <w:ilvl w:val="0"/>
+          <w:numId w:val="42"/>
+        </w:numPr>
+        <w:rPr>
+          <w:rFonts w:ascii="Arial" w:hAnsi="Arial" w:cs="Arial"/>
+          <w:color w:val="111111"/>
+          <w:sz w:val="20"/>
+          <w:szCs w:val="20"/>
+        </w:rPr>
+      </w:pPr>
+      <w:r>
+        <w:rPr>
+          <w:rFonts w:ascii="Arial" w:hAnsi="Arial" w:cs="Arial"/>
+          <w:color w:val="111111"/>
+          <w:sz w:val="20"/>
+          <w:szCs w:val="20"/>
+        </w:rPr>
+        <w:t xml:space="preserve">Собирал для </w:t>
+      </w:r>
+      <w:proofErr w:type="spellStart"/>
+      <w:r>
+        <w:rPr>
+          <w:rFonts w:ascii="Arial" w:hAnsi="Arial" w:cs="Arial"/>
+          <w:color w:val="111111"/>
+          <w:sz w:val="20"/>
+          <w:szCs w:val="20"/>
+        </w:rPr>
+        <w:t>iOS</w:t>
+      </w:r>
+      <w:proofErr w:type="spellEnd"/>
+      <w:r>
+        <w:rPr>
+          <w:rFonts w:ascii="Arial" w:hAnsi="Arial" w:cs="Arial"/>
+          <w:color w:val="111111"/>
+          <w:sz w:val="20"/>
+          <w:szCs w:val="20"/>
+        </w:rPr>
+        <w:t xml:space="preserve"> использовал </w:t>
+      </w:r>
+      <w:proofErr w:type="spellStart"/>
+      <w:r>
+        <w:rPr>
+          <w:rFonts w:ascii="Arial" w:hAnsi="Arial" w:cs="Arial"/>
+          <w:color w:val="111111"/>
+          <w:sz w:val="20"/>
+          <w:szCs w:val="20"/>
+        </w:rPr>
+        <w:t>XCode</w:t>
+      </w:r>
+      <w:proofErr w:type="spellEnd"/>
+      <w:r>
+        <w:rPr>
+          <w:rFonts w:ascii="Arial" w:hAnsi="Arial" w:cs="Arial"/>
+          <w:color w:val="111111"/>
+          <w:sz w:val="20"/>
+          <w:szCs w:val="20"/>
+        </w:rPr>
+        <w:t>.</w:t>
+      </w:r>
+    </w:p>
+    <w:p>
+      <w:pPr>
+        <w:pStyle w:val="styleddescription-sc-1kodzbb-4"/>
+        <w:spacing w:before="0" w:beforeAutospacing="0" w:after="0" w:afterAutospacing="0"/>
+        <w:rPr>
+          <w:rFonts w:ascii="Arial" w:hAnsi="Arial" w:cs="Arial"/>
+          <w:color w:val="111111"/>
+          <w:sz w:val="20"/>
+          <w:szCs w:val="20"/>
+          <w:lang w:val="en-US"/>
+        </w:rPr>
+      </w:pPr>
+      <w:r>
+        <w:rPr>
+          <w:rFonts w:ascii="Arial" w:hAnsi="Arial" w:cs="Arial"/>
+          <w:color w:val="111111"/>
+          <w:sz w:val="20"/>
+          <w:szCs w:val="20"/>
+        </w:rPr>
+        <w:t>Стек</w:t>
+      </w:r>
+      <w:r>
+        <w:rPr>
+          <w:rFonts w:ascii="Arial" w:hAnsi="Arial" w:cs="Arial"/>
+          <w:color w:val="111111"/>
+          <w:sz w:val="20"/>
+          <w:szCs w:val="20"/>
+          <w:lang w:val="en-US"/>
+        </w:rPr>
+        <w:t>: React Native, Redux, TypeScript, REST API, Git, GitHub, Vite, Figma</w:t>
+      </w:r>
+    </w:p>
+    <w:p>
+      <w:pPr>
         <w:pStyle w:val="aff0"/>
         <w:spacing w:before="0" w:beforeAutospacing="0" w:after="300" w:afterAutospacing="0"/>
         <w:textAlignment w:val="baseline"/>
@@ -2317,103 +3191,6 @@
           <w:lang w:val="en-US"/>
         </w:rPr>
       </w:pPr>
-      <w:r>
-        <w:rPr>
-          <w:rFonts w:ascii="Arial" w:hAnsi="Arial" w:cs="Arial"/>
-          <w:color w:val="000000"/>
-          <w:sz w:val="20"/>
-          <w:szCs w:val="20"/>
-        </w:rPr>
-        <w:t>Стек</w:t>
-      </w:r>
-      <w:r>
-        <w:rPr>
-          <w:rFonts w:ascii="Arial" w:hAnsi="Arial" w:cs="Arial"/>
-          <w:color w:val="000000"/>
-          <w:sz w:val="20"/>
-          <w:szCs w:val="20"/>
-          <w:lang w:val="en-US"/>
-        </w:rPr>
-        <w:t xml:space="preserve">: </w:t>
-      </w:r>
-      <w:proofErr w:type="spellStart"/>
-      <w:r>
-        <w:rPr>
-          <w:rFonts w:ascii="Arial" w:hAnsi="Arial" w:cs="Arial"/>
-          <w:color w:val="000000"/>
-          <w:sz w:val="20"/>
-          <w:szCs w:val="20"/>
-          <w:lang w:val="en-US"/>
-        </w:rPr>
-        <w:t>NextJS</w:t>
-      </w:r>
-      <w:proofErr w:type="spellEnd"/>
-      <w:r>
-        <w:rPr>
-          <w:rFonts w:ascii="Arial" w:hAnsi="Arial" w:cs="Arial"/>
-          <w:color w:val="000000"/>
-          <w:sz w:val="20"/>
-          <w:szCs w:val="20"/>
-          <w:lang w:val="en-US"/>
-        </w:rPr>
-        <w:t xml:space="preserve"> </w:t>
-      </w:r>
-      <w:proofErr w:type="spellStart"/>
-      <w:r>
-        <w:rPr>
-          <w:rFonts w:ascii="Arial" w:hAnsi="Arial" w:cs="Arial"/>
-          <w:color w:val="000000"/>
-          <w:sz w:val="20"/>
-          <w:szCs w:val="20"/>
-          <w:lang w:val="en-US"/>
-        </w:rPr>
-        <w:t>TypeScript</w:t>
-      </w:r>
-      <w:proofErr w:type="spellEnd"/>
-      <w:r>
-        <w:rPr>
-          <w:rFonts w:ascii="Arial" w:hAnsi="Arial" w:cs="Arial"/>
-          <w:color w:val="000000"/>
-          <w:sz w:val="20"/>
-          <w:szCs w:val="20"/>
-          <w:lang w:val="en-US"/>
-        </w:rPr>
-        <w:t xml:space="preserve">, CSS, Figma, </w:t>
-      </w:r>
-      <w:proofErr w:type="spellStart"/>
-      <w:r>
-        <w:rPr>
-          <w:rFonts w:ascii="Arial" w:hAnsi="Arial" w:cs="Arial"/>
-          <w:color w:val="000000"/>
-          <w:sz w:val="20"/>
-          <w:szCs w:val="20"/>
-          <w:lang w:val="en-US"/>
-        </w:rPr>
-        <w:t>Git</w:t>
-      </w:r>
-      <w:proofErr w:type="spellEnd"/>
-      <w:r>
-        <w:rPr>
-          <w:rFonts w:ascii="Arial" w:hAnsi="Arial" w:cs="Arial"/>
-          <w:color w:val="000000"/>
-          <w:sz w:val="20"/>
-          <w:szCs w:val="20"/>
-          <w:lang w:val="en-US"/>
-        </w:rPr>
-        <w:t xml:space="preserve">, styled-components, </w:t>
-      </w:r>
-      <w:proofErr w:type="spellStart"/>
-      <w:r>
-        <w:rPr>
-          <w:rFonts w:ascii="Arial" w:hAnsi="Arial" w:cs="Arial"/>
-          <w:color w:val="000000"/>
-          <w:sz w:val="20"/>
-          <w:szCs w:val="20"/>
-          <w:lang w:val="en-US"/>
-        </w:rPr>
-        <w:t>GitHub</w:t>
-      </w:r>
-      <w:proofErr w:type="spellEnd"/>
     </w:p>
     <w:p>
       <w:pPr>
@@ -2704,27 +3481,7 @@
           <w:sz w:val="20"/>
           <w:szCs w:val="20"/>
         </w:rPr>
-        <w:t xml:space="preserve">Добавил </w:t>
-      </w:r>
-      <w:proofErr w:type="spellStart"/>
-      <w:r>
-        <w:rPr>
-          <w:rFonts w:ascii="Calibry" w:hAnsi="Calibry"/>
-          <w:color w:val="000000"/>
-          <w:sz w:val="20"/>
-          <w:szCs w:val="20"/>
-        </w:rPr>
-        <w:t>валидацию</w:t>
-      </w:r>
-      <w:proofErr w:type="spellEnd"/>
-      <w:r>
-        <w:rPr>
-          <w:rFonts w:ascii="Calibry" w:hAnsi="Calibry"/>
-          <w:color w:val="000000"/>
-          <w:sz w:val="20"/>
-          <w:szCs w:val="20"/>
-        </w:rPr>
-        <w:t xml:space="preserve"> данных при смене пароля пользователем.</w:t>
+        <w:t>Добавил валидацию данных при смене пароля пользователем.</w:t>
       </w:r>
     </w:p>
     <w:p>
@@ -2817,7 +3574,6 @@
         </w:rPr>
         <w:t xml:space="preserve">, </w:t>
       </w:r>
-      <w:proofErr w:type="spellStart"/>
       <w:r>
         <w:rPr>
           <w:rFonts w:ascii="Calibri" w:hAnsi="Calibri" w:cs="Calibri"/>
@@ -2827,7 +3583,6 @@
         </w:rPr>
         <w:t>Redux</w:t>
       </w:r>
-      <w:proofErr w:type="spellEnd"/>
       <w:r>
         <w:rPr>
           <w:rFonts w:ascii="Calibri" w:hAnsi="Calibri" w:cs="Calibri"/>
@@ -2922,7 +3677,6 @@
         </w:rPr>
         <w:t xml:space="preserve">, </w:t>
       </w:r>
-      <w:proofErr w:type="spellStart"/>
       <w:r>
         <w:rPr>
           <w:rFonts w:ascii="Calibri" w:hAnsi="Calibri" w:cs="Calibri"/>
@@ -2934,7 +3688,6 @@
         </w:rPr>
         <w:t>Фриланс</w:t>
       </w:r>
-      <w:proofErr w:type="spellEnd"/>
       <w:r>
         <w:rPr>
           <w:rFonts w:ascii="Calibri" w:hAnsi="Calibri" w:cs="Calibri"/>
@@ -3193,27 +3946,7 @@
           <w:sz w:val="20"/>
           <w:szCs w:val="20"/>
         </w:rPr>
-        <w:t xml:space="preserve">), </w:t>
-      </w:r>
-      <w:proofErr w:type="spellStart"/>
-      <w:r>
-        <w:rPr>
-          <w:rFonts w:ascii="Calibri" w:hAnsi="Calibri" w:cs="Calibri"/>
-          <w:color w:val="000000"/>
-          <w:sz w:val="20"/>
-          <w:szCs w:val="20"/>
-        </w:rPr>
-        <w:t>бургер</w:t>
-      </w:r>
-      <w:proofErr w:type="spellEnd"/>
-      <w:r>
-        <w:rPr>
-          <w:rFonts w:ascii="Calibri" w:hAnsi="Calibri" w:cs="Calibri"/>
-          <w:color w:val="000000"/>
-          <w:sz w:val="20"/>
-          <w:szCs w:val="20"/>
-        </w:rPr>
-        <w:t xml:space="preserve">-меню и </w:t>
+        <w:t xml:space="preserve">), бургер-меню и </w:t>
       </w:r>
       <w:proofErr w:type="spellStart"/>
       <w:r>
@@ -3276,25 +4009,7 @@
           <w:sz w:val="20"/>
           <w:szCs w:val="20"/>
         </w:rPr>
-        <w:t>Обеспечил кросс-</w:t>
-      </w:r>
-      <w:proofErr w:type="spellStart"/>
-      <w:r>
-        <w:rPr>
-          <w:rFonts w:ascii="Calibri" w:hAnsi="Calibri" w:cs="Calibri"/>
-          <w:sz w:val="20"/>
-          <w:szCs w:val="20"/>
-        </w:rPr>
-        <w:t>браузерную</w:t>
-      </w:r>
-      <w:proofErr w:type="spellEnd"/>
-      <w:r>
-        <w:rPr>
-          <w:rFonts w:ascii="Calibri" w:hAnsi="Calibri" w:cs="Calibri"/>
-          <w:sz w:val="20"/>
-          <w:szCs w:val="20"/>
-        </w:rPr>
-        <w:t xml:space="preserve"> совместимость и адаптивность сайта.</w:t>
+        <w:t>Обеспечил кросс-браузерную совместимость и адаптивность сайта.</w:t>
       </w:r>
     </w:p>
     <w:p>
@@ -3318,6 +4033,7 @@
           <w:sz w:val="20"/>
           <w:szCs w:val="20"/>
         </w:rPr>
+        <w:lastRenderedPageBreak/>
         <w:t>Стек</w:t>
       </w:r>
       <w:r>
@@ -3336,27 +4052,7 @@
           <w:szCs w:val="20"/>
           <w:lang w:val="en-US"/>
         </w:rPr>
-        <w:t xml:space="preserve"> </w:t>
-      </w:r>
-      <w:proofErr w:type="spellStart"/>
-      <w:r>
-        <w:rPr>
-          <w:rFonts w:ascii="Calibri" w:hAnsi="Calibri" w:cs="Calibri"/>
-          <w:sz w:val="20"/>
-          <w:szCs w:val="20"/>
-          <w:lang w:val="en-US"/>
-        </w:rPr>
-        <w:t>Swiper</w:t>
-      </w:r>
-      <w:proofErr w:type="spellEnd"/>
-      <w:r>
-        <w:rPr>
-          <w:rFonts w:ascii="Calibri" w:hAnsi="Calibri" w:cs="Calibri"/>
-          <w:sz w:val="20"/>
-          <w:szCs w:val="20"/>
-          <w:lang w:val="en-US"/>
-        </w:rPr>
-        <w:t>,</w:t>
+        <w:t xml:space="preserve"> Swiper,</w:t>
       </w:r>
       <w:r>
         <w:rPr>
@@ -3367,45 +4063,14 @@
         </w:rPr>
         <w:t xml:space="preserve"> Figma, </w:t>
       </w:r>
-      <w:proofErr w:type="spellStart"/>
-      <w:r>
-        <w:rPr>
-          <w:rFonts w:ascii="Calibri" w:hAnsi="Calibri" w:cs="Calibri"/>
-          <w:sz w:val="20"/>
-          <w:szCs w:val="20"/>
-          <w:lang w:val="en-US"/>
-        </w:rPr>
-        <w:t>Git</w:t>
-      </w:r>
-      <w:proofErr w:type="spellEnd"/>
-      <w:r>
-        <w:rPr>
-          <w:rFonts w:ascii="Calibri" w:hAnsi="Calibri" w:cs="Calibri"/>
-          <w:sz w:val="20"/>
-          <w:szCs w:val="20"/>
-          <w:lang w:val="en-US"/>
-        </w:rPr>
-        <w:t xml:space="preserve">, </w:t>
-      </w:r>
-      <w:proofErr w:type="spellStart"/>
-      <w:r>
-        <w:rPr>
-          <w:rFonts w:ascii="Calibri" w:hAnsi="Calibri" w:cs="Calibri"/>
-          <w:sz w:val="20"/>
-          <w:szCs w:val="20"/>
-          <w:lang w:val="en-US"/>
-        </w:rPr>
-        <w:t>GitHub</w:t>
-      </w:r>
-      <w:proofErr w:type="spellEnd"/>
-      <w:r>
-        <w:rPr>
-          <w:rFonts w:ascii="Calibri" w:hAnsi="Calibri" w:cs="Calibri"/>
-          <w:sz w:val="20"/>
-          <w:szCs w:val="20"/>
-          <w:lang w:val="en-US"/>
-        </w:rPr>
-        <w:t>.</w:t>
+      <w:r>
+        <w:rPr>
+          <w:rFonts w:ascii="Calibri" w:hAnsi="Calibri" w:cs="Calibri"/>
+          <w:sz w:val="20"/>
+          <w:szCs w:val="20"/>
+          <w:lang w:val="en-US"/>
+        </w:rPr>
+        <w:t>Git, GitHub.</w:t>
       </w:r>
     </w:p>
     <w:p>
@@ -3720,42 +4385,8 @@
           <w:szCs w:val="20"/>
           <w:lang w:val="en-US"/>
         </w:rPr>
-        <w:t xml:space="preserve">, Figma, </w:t>
-      </w:r>
-      <w:proofErr w:type="spellStart"/>
-      <w:r>
-        <w:rPr>
-          <w:rFonts w:ascii="Calibri" w:hAnsi="Calibri" w:cs="Calibri"/>
-          <w:color w:val="000000"/>
-          <w:sz w:val="20"/>
-          <w:szCs w:val="20"/>
-          <w:lang w:val="en-US"/>
-        </w:rPr>
-        <w:t>Git</w:t>
-      </w:r>
-      <w:proofErr w:type="spellEnd"/>
-      <w:r>
-        <w:rPr>
-          <w:rFonts w:ascii="Calibri" w:hAnsi="Calibri" w:cs="Calibri"/>
-          <w:color w:val="000000"/>
-          <w:sz w:val="20"/>
-          <w:szCs w:val="20"/>
-          <w:lang w:val="en-US"/>
-        </w:rPr>
-        <w:t xml:space="preserve">, </w:t>
-      </w:r>
-      <w:proofErr w:type="spellStart"/>
-      <w:r>
-        <w:rPr>
-          <w:rFonts w:ascii="Calibri" w:hAnsi="Calibri" w:cs="Calibri"/>
-          <w:color w:val="000000"/>
-          <w:sz w:val="20"/>
-          <w:szCs w:val="20"/>
-          <w:lang w:val="en-US"/>
-        </w:rPr>
-        <w:t>GitHub</w:t>
-      </w:r>
-      <w:proofErr w:type="spellEnd"/>
+        <w:t>, Figma, Git, GitHub</w:t>
+      </w:r>
     </w:p>
     <w:p>
       <w:pPr>
@@ -4035,8 +4666,6 @@
           <w:lang w:val="en-US"/>
         </w:rPr>
       </w:pPr>
-      <w:bookmarkStart w:id="0" w:name="_GoBack"/>
-      <w:bookmarkEnd w:id="0"/>
     </w:p>
     <w:p>
       <w:pPr>
@@ -4058,7 +4687,7 @@
 </file>
 
 <file path=word/endnotes.xml><?xml version="1.0" encoding="utf-8"?>
-<w:endnotes xmlns:wpc="http://schemas.microsoft.com/office/word/2010/wordprocessingCanvas" xmlns:mc="http://schemas.openxmlformats.org/markup-compatibility/2006" xmlns:o="urn:schemas-microsoft-com:office:office" xmlns:r="http://schemas.openxmlformats.org/officeDocument/2006/relationships" xmlns:m="http://schemas.openxmlformats.org/officeDocument/2006/math" xmlns:v="urn:schemas-microsoft-com:vml" xmlns:wp14="http://schemas.microsoft.com/office/word/2010/wordprocessingDrawing" xmlns:wp="http://schemas.openxmlformats.org/drawingml/2006/wordprocessingDrawing" xmlns:w10="urn:schemas-microsoft-com:office:word" xmlns:w="http://schemas.openxmlformats.org/wordprocessingml/2006/main" xmlns:w14="http://schemas.microsoft.com/office/word/2010/wordml" xmlns:w15="http://schemas.microsoft.com/office/word/2012/wordml" xmlns:wpg="http://schemas.microsoft.com/office/word/2010/wordprocessingGroup" xmlns:wpi="http://schemas.microsoft.com/office/word/2010/wordprocessingInk" xmlns:wne="http://schemas.microsoft.com/office/word/2006/wordml" xmlns:wps="http://schemas.microsoft.com/office/word/2010/wordprocessingShape" mc:Ignorable="w14 w15 wp14">
+<w:endnotes xmlns:wpc="http://schemas.microsoft.com/office/word/2010/wordprocessingCanvas" xmlns:cx="http://schemas.microsoft.com/office/drawing/2014/chartex" xmlns:cx1="http://schemas.microsoft.com/office/drawing/2015/9/8/chartex" xmlns:cx2="http://schemas.microsoft.com/office/drawing/2015/10/21/chartex" xmlns:cx3="http://schemas.microsoft.com/office/drawing/2016/5/9/chartex" xmlns:cx4="http://schemas.microsoft.com/office/drawing/2016/5/10/chartex" xmlns:cx5="http://schemas.microsoft.com/office/drawing/2016/5/11/chartex" xmlns:cx6="http://schemas.microsoft.com/office/drawing/2016/5/12/chartex" xmlns:cx7="http://schemas.microsoft.com/office/drawing/2016/5/13/chartex" xmlns:cx8="http://schemas.microsoft.com/office/drawing/2016/5/14/chartex" xmlns:mc="http://schemas.openxmlformats.org/markup-compatibility/2006" xmlns:aink="http://schemas.microsoft.com/office/drawing/2016/ink" xmlns:am3d="http://schemas.microsoft.com/office/drawing/2017/model3d" xmlns:o="urn:schemas-microsoft-com:office:office" xmlns:r="http://schemas.openxmlformats.org/officeDocument/2006/relationships" xmlns:m="http://schemas.openxmlformats.org/officeDocument/2006/math" xmlns:v="urn:schemas-microsoft-com:vml" xmlns:wp14="http://schemas.microsoft.com/office/word/2010/wordprocessingDrawing" xmlns:wp="http://schemas.openxmlformats.org/drawingml/2006/wordprocessingDrawing" xmlns:w10="urn:schemas-microsoft-com:office:word" xmlns:w="http://schemas.openxmlformats.org/wordprocessingml/2006/main" xmlns:w14="http://schemas.microsoft.com/office/word/2010/wordml" xmlns:w15="http://schemas.microsoft.com/office/word/2012/wordml" xmlns:w16cex="http://schemas.microsoft.com/office/word/2018/wordml/cex" xmlns:w16cid="http://schemas.microsoft.com/office/word/2016/wordml/cid" xmlns:w16="http://schemas.microsoft.com/office/word/2018/wordml" xmlns:w16se="http://schemas.microsoft.com/office/word/2015/wordml/symex" xmlns:wpg="http://schemas.microsoft.com/office/word/2010/wordprocessingGroup" xmlns:wpi="http://schemas.microsoft.com/office/word/2010/wordprocessingInk" xmlns:wne="http://schemas.microsoft.com/office/word/2006/wordml" xmlns:wps="http://schemas.microsoft.com/office/word/2010/wordprocessingShape" mc:Ignorable="w14 w15 w16se w16cid w16 w16cex wp14">
   <w:endnote w:type="separator" w:id="-1">
     <w:p>
       <w:r>
@@ -4077,7 +4706,7 @@
 </file>
 
 <file path=word/footer1.xml><?xml version="1.0" encoding="utf-8"?>
-<w:ftr xmlns:wpc="http://schemas.microsoft.com/office/word/2010/wordprocessingCanvas" xmlns:mc="http://schemas.openxmlformats.org/markup-compatibility/2006" xmlns:o="urn:schemas-microsoft-com:office:office" xmlns:r="http://schemas.openxmlformats.org/officeDocument/2006/relationships" xmlns:m="http://schemas.openxmlformats.org/officeDocument/2006/math" xmlns:v="urn:schemas-microsoft-com:vml" xmlns:wp14="http://schemas.microsoft.com/office/word/2010/wordprocessingDrawing" xmlns:wp="http://schemas.openxmlformats.org/drawingml/2006/wordprocessingDrawing" xmlns:w10="urn:schemas-microsoft-com:office:word" xmlns:w="http://schemas.openxmlformats.org/wordprocessingml/2006/main" xmlns:w14="http://schemas.microsoft.com/office/word/2010/wordml" xmlns:w15="http://schemas.microsoft.com/office/word/2012/wordml" xmlns:wpg="http://schemas.microsoft.com/office/word/2010/wordprocessingGroup" xmlns:wpi="http://schemas.microsoft.com/office/word/2010/wordprocessingInk" xmlns:wne="http://schemas.microsoft.com/office/word/2006/wordml" xmlns:wps="http://schemas.microsoft.com/office/word/2010/wordprocessingShape" mc:Ignorable="w14 w15 wp14">
+<w:ftr xmlns:wpc="http://schemas.microsoft.com/office/word/2010/wordprocessingCanvas" xmlns:cx="http://schemas.microsoft.com/office/drawing/2014/chartex" xmlns:cx1="http://schemas.microsoft.com/office/drawing/2015/9/8/chartex" xmlns:cx2="http://schemas.microsoft.com/office/drawing/2015/10/21/chartex" xmlns:cx3="http://schemas.microsoft.com/office/drawing/2016/5/9/chartex" xmlns:cx4="http://schemas.microsoft.com/office/drawing/2016/5/10/chartex" xmlns:cx5="http://schemas.microsoft.com/office/drawing/2016/5/11/chartex" xmlns:cx6="http://schemas.microsoft.com/office/drawing/2016/5/12/chartex" xmlns:cx7="http://schemas.microsoft.com/office/drawing/2016/5/13/chartex" xmlns:cx8="http://schemas.microsoft.com/office/drawing/2016/5/14/chartex" xmlns:mc="http://schemas.openxmlformats.org/markup-compatibility/2006" xmlns:aink="http://schemas.microsoft.com/office/drawing/2016/ink" xmlns:am3d="http://schemas.microsoft.com/office/drawing/2017/model3d" xmlns:o="urn:schemas-microsoft-com:office:office" xmlns:r="http://schemas.openxmlformats.org/officeDocument/2006/relationships" xmlns:m="http://schemas.openxmlformats.org/officeDocument/2006/math" xmlns:v="urn:schemas-microsoft-com:vml" xmlns:wp14="http://schemas.microsoft.com/office/word/2010/wordprocessingDrawing" xmlns:wp="http://schemas.openxmlformats.org/drawingml/2006/wordprocessingDrawing" xmlns:w10="urn:schemas-microsoft-com:office:word" xmlns:w="http://schemas.openxmlformats.org/wordprocessingml/2006/main" xmlns:w14="http://schemas.microsoft.com/office/word/2010/wordml" xmlns:w15="http://schemas.microsoft.com/office/word/2012/wordml" xmlns:w16cex="http://schemas.microsoft.com/office/word/2018/wordml/cex" xmlns:w16cid="http://schemas.microsoft.com/office/word/2016/wordml/cid" xmlns:w16="http://schemas.microsoft.com/office/word/2018/wordml" xmlns:w16se="http://schemas.microsoft.com/office/word/2015/wordml/symex" xmlns:wpg="http://schemas.microsoft.com/office/word/2010/wordprocessingGroup" xmlns:wpi="http://schemas.microsoft.com/office/word/2010/wordprocessingInk" xmlns:wne="http://schemas.microsoft.com/office/word/2006/wordml" xmlns:wps="http://schemas.microsoft.com/office/word/2010/wordprocessingShape" mc:Ignorable="w14 w15 w16se w16cid w16 w16cex wp14">
   <w:p>
     <w:pPr>
       <w:pStyle w:val="ad"/>
@@ -4128,7 +4757,7 @@
 </file>
 
 <file path=word/footnotes.xml><?xml version="1.0" encoding="utf-8"?>
-<w:footnotes xmlns:wpc="http://schemas.microsoft.com/office/word/2010/wordprocessingCanvas" xmlns:mc="http://schemas.openxmlformats.org/markup-compatibility/2006" xmlns:o="urn:schemas-microsoft-com:office:office" xmlns:r="http://schemas.openxmlformats.org/officeDocument/2006/relationships" xmlns:m="http://schemas.openxmlformats.org/officeDocument/2006/math" xmlns:v="urn:schemas-microsoft-com:vml" xmlns:wp14="http://schemas.microsoft.com/office/word/2010/wordprocessingDrawing" xmlns:wp="http://schemas.openxmlformats.org/drawingml/2006/wordprocessingDrawing" xmlns:w10="urn:schemas-microsoft-com:office:word" xmlns:w="http://schemas.openxmlformats.org/wordprocessingml/2006/main" xmlns:w14="http://schemas.microsoft.com/office/word/2010/wordml" xmlns:w15="http://schemas.microsoft.com/office/word/2012/wordml" xmlns:wpg="http://schemas.microsoft.com/office/word/2010/wordprocessingGroup" xmlns:wpi="http://schemas.microsoft.com/office/word/2010/wordprocessingInk" xmlns:wne="http://schemas.microsoft.com/office/word/2006/wordml" xmlns:wps="http://schemas.microsoft.com/office/word/2010/wordprocessingShape" mc:Ignorable="w14 w15 wp14">
+<w:footnotes xmlns:wpc="http://schemas.microsoft.com/office/word/2010/wordprocessingCanvas" xmlns:cx="http://schemas.microsoft.com/office/drawing/2014/chartex" xmlns:cx1="http://schemas.microsoft.com/office/drawing/2015/9/8/chartex" xmlns:cx2="http://schemas.microsoft.com/office/drawing/2015/10/21/chartex" xmlns:cx3="http://schemas.microsoft.com/office/drawing/2016/5/9/chartex" xmlns:cx4="http://schemas.microsoft.com/office/drawing/2016/5/10/chartex" xmlns:cx5="http://schemas.microsoft.com/office/drawing/2016/5/11/chartex" xmlns:cx6="http://schemas.microsoft.com/office/drawing/2016/5/12/chartex" xmlns:cx7="http://schemas.microsoft.com/office/drawing/2016/5/13/chartex" xmlns:cx8="http://schemas.microsoft.com/office/drawing/2016/5/14/chartex" xmlns:mc="http://schemas.openxmlformats.org/markup-compatibility/2006" xmlns:aink="http://schemas.microsoft.com/office/drawing/2016/ink" xmlns:am3d="http://schemas.microsoft.com/office/drawing/2017/model3d" xmlns:o="urn:schemas-microsoft-com:office:office" xmlns:r="http://schemas.openxmlformats.org/officeDocument/2006/relationships" xmlns:m="http://schemas.openxmlformats.org/officeDocument/2006/math" xmlns:v="urn:schemas-microsoft-com:vml" xmlns:wp14="http://schemas.microsoft.com/office/word/2010/wordprocessingDrawing" xmlns:wp="http://schemas.openxmlformats.org/drawingml/2006/wordprocessingDrawing" xmlns:w10="urn:schemas-microsoft-com:office:word" xmlns:w="http://schemas.openxmlformats.org/wordprocessingml/2006/main" xmlns:w14="http://schemas.microsoft.com/office/word/2010/wordml" xmlns:w15="http://schemas.microsoft.com/office/word/2012/wordml" xmlns:w16cex="http://schemas.microsoft.com/office/word/2018/wordml/cex" xmlns:w16cid="http://schemas.microsoft.com/office/word/2016/wordml/cid" xmlns:w16="http://schemas.microsoft.com/office/word/2018/wordml" xmlns:w16se="http://schemas.microsoft.com/office/word/2015/wordml/symex" xmlns:wpg="http://schemas.microsoft.com/office/word/2010/wordprocessingGroup" xmlns:wpi="http://schemas.microsoft.com/office/word/2010/wordprocessingInk" xmlns:wne="http://schemas.microsoft.com/office/word/2006/wordml" xmlns:wps="http://schemas.microsoft.com/office/word/2010/wordprocessingShape" mc:Ignorable="w14 w15 w16se w16cid w16 w16cex wp14">
   <w:footnote w:type="separator" w:id="-1">
     <w:p>
       <w:r>
@@ -4147,7 +4776,7 @@
 </file>
 
 <file path=word/header1.xml><?xml version="1.0" encoding="utf-8"?>
-<w:hdr xmlns:wpc="http://schemas.microsoft.com/office/word/2010/wordprocessingCanvas" xmlns:mc="http://schemas.openxmlformats.org/markup-compatibility/2006" xmlns:o="urn:schemas-microsoft-com:office:office" xmlns:r="http://schemas.openxmlformats.org/officeDocument/2006/relationships" xmlns:m="http://schemas.openxmlformats.org/officeDocument/2006/math" xmlns:v="urn:schemas-microsoft-com:vml" xmlns:wp14="http://schemas.microsoft.com/office/word/2010/wordprocessingDrawing" xmlns:wp="http://schemas.openxmlformats.org/drawingml/2006/wordprocessingDrawing" xmlns:w10="urn:schemas-microsoft-com:office:word" xmlns:w="http://schemas.openxmlformats.org/wordprocessingml/2006/main" xmlns:w14="http://schemas.microsoft.com/office/word/2010/wordml" xmlns:w15="http://schemas.microsoft.com/office/word/2012/wordml" xmlns:wpg="http://schemas.microsoft.com/office/word/2010/wordprocessingGroup" xmlns:wpi="http://schemas.microsoft.com/office/word/2010/wordprocessingInk" xmlns:wne="http://schemas.microsoft.com/office/word/2006/wordml" xmlns:wps="http://schemas.microsoft.com/office/word/2010/wordprocessingShape" mc:Ignorable="w14 w15 wp14">
+<w:hdr xmlns:wpc="http://schemas.microsoft.com/office/word/2010/wordprocessingCanvas" xmlns:cx="http://schemas.microsoft.com/office/drawing/2014/chartex" xmlns:cx1="http://schemas.microsoft.com/office/drawing/2015/9/8/chartex" xmlns:cx2="http://schemas.microsoft.com/office/drawing/2015/10/21/chartex" xmlns:cx3="http://schemas.microsoft.com/office/drawing/2016/5/9/chartex" xmlns:cx4="http://schemas.microsoft.com/office/drawing/2016/5/10/chartex" xmlns:cx5="http://schemas.microsoft.com/office/drawing/2016/5/11/chartex" xmlns:cx6="http://schemas.microsoft.com/office/drawing/2016/5/12/chartex" xmlns:cx7="http://schemas.microsoft.com/office/drawing/2016/5/13/chartex" xmlns:cx8="http://schemas.microsoft.com/office/drawing/2016/5/14/chartex" xmlns:mc="http://schemas.openxmlformats.org/markup-compatibility/2006" xmlns:aink="http://schemas.microsoft.com/office/drawing/2016/ink" xmlns:am3d="http://schemas.microsoft.com/office/drawing/2017/model3d" xmlns:o="urn:schemas-microsoft-com:office:office" xmlns:r="http://schemas.openxmlformats.org/officeDocument/2006/relationships" xmlns:m="http://schemas.openxmlformats.org/officeDocument/2006/math" xmlns:v="urn:schemas-microsoft-com:vml" xmlns:wp14="http://schemas.microsoft.com/office/word/2010/wordprocessingDrawing" xmlns:wp="http://schemas.openxmlformats.org/drawingml/2006/wordprocessingDrawing" xmlns:w10="urn:schemas-microsoft-com:office:word" xmlns:w="http://schemas.openxmlformats.org/wordprocessingml/2006/main" xmlns:w14="http://schemas.microsoft.com/office/word/2010/wordml" xmlns:w15="http://schemas.microsoft.com/office/word/2012/wordml" xmlns:w16cex="http://schemas.microsoft.com/office/word/2018/wordml/cex" xmlns:w16cid="http://schemas.microsoft.com/office/word/2016/wordml/cid" xmlns:w16="http://schemas.microsoft.com/office/word/2018/wordml" xmlns:w16se="http://schemas.microsoft.com/office/word/2015/wordml/symex" xmlns:wpg="http://schemas.microsoft.com/office/word/2010/wordprocessingGroup" xmlns:wpi="http://schemas.microsoft.com/office/word/2010/wordprocessingInk" xmlns:wne="http://schemas.microsoft.com/office/word/2006/wordml" xmlns:wps="http://schemas.microsoft.com/office/word/2010/wordprocessingShape" mc:Ignorable="w14 w15 w16se w16cid w16 w16cex wp14">
   <w:p>
     <w:pPr>
       <w:pStyle w:val="HeaderFooter"/>
@@ -4170,8 +4799,8 @@
 </file>
 
 <file path=word/numbering.xml><?xml version="1.0" encoding="utf-8"?>
-<w:numbering xmlns:wpc="http://schemas.microsoft.com/office/word/2010/wordprocessingCanvas" xmlns:mc="http://schemas.openxmlformats.org/markup-compatibility/2006" xmlns:o="urn:schemas-microsoft-com:office:office" xmlns:r="http://schemas.openxmlformats.org/officeDocument/2006/relationships" xmlns:m="http://schemas.openxmlformats.org/officeDocument/2006/math" xmlns:v="urn:schemas-microsoft-com:vml" xmlns:wp14="http://schemas.microsoft.com/office/word/2010/wordprocessingDrawing" xmlns:wp="http://schemas.openxmlformats.org/drawingml/2006/wordprocessingDrawing" xmlns:w10="urn:schemas-microsoft-com:office:word" xmlns:w="http://schemas.openxmlformats.org/wordprocessingml/2006/main" xmlns:w14="http://schemas.microsoft.com/office/word/2010/wordml" xmlns:w15="http://schemas.microsoft.com/office/word/2012/wordml" xmlns:wpg="http://schemas.microsoft.com/office/word/2010/wordprocessingGroup" xmlns:wpi="http://schemas.microsoft.com/office/word/2010/wordprocessingInk" xmlns:wne="http://schemas.microsoft.com/office/word/2006/wordml" xmlns:wps="http://schemas.microsoft.com/office/word/2010/wordprocessingShape" mc:Ignorable="w14 w15 wp14">
-  <w:abstractNum w:abstractNumId="0">
+<w:numbering xmlns:wpc="http://schemas.microsoft.com/office/word/2010/wordprocessingCanvas" xmlns:cx="http://schemas.microsoft.com/office/drawing/2014/chartex" xmlns:cx1="http://schemas.microsoft.com/office/drawing/2015/9/8/chartex" xmlns:cx2="http://schemas.microsoft.com/office/drawing/2015/10/21/chartex" xmlns:cx3="http://schemas.microsoft.com/office/drawing/2016/5/9/chartex" xmlns:cx4="http://schemas.microsoft.com/office/drawing/2016/5/10/chartex" xmlns:cx5="http://schemas.microsoft.com/office/drawing/2016/5/11/chartex" xmlns:cx6="http://schemas.microsoft.com/office/drawing/2016/5/12/chartex" xmlns:cx7="http://schemas.microsoft.com/office/drawing/2016/5/13/chartex" xmlns:cx8="http://schemas.microsoft.com/office/drawing/2016/5/14/chartex" xmlns:mc="http://schemas.openxmlformats.org/markup-compatibility/2006" xmlns:aink="http://schemas.microsoft.com/office/drawing/2016/ink" xmlns:am3d="http://schemas.microsoft.com/office/drawing/2017/model3d" xmlns:o="urn:schemas-microsoft-com:office:office" xmlns:r="http://schemas.openxmlformats.org/officeDocument/2006/relationships" xmlns:m="http://schemas.openxmlformats.org/officeDocument/2006/math" xmlns:v="urn:schemas-microsoft-com:vml" xmlns:wp14="http://schemas.microsoft.com/office/word/2010/wordprocessingDrawing" xmlns:wp="http://schemas.openxmlformats.org/drawingml/2006/wordprocessingDrawing" xmlns:w10="urn:schemas-microsoft-com:office:word" xmlns:w="http://schemas.openxmlformats.org/wordprocessingml/2006/main" xmlns:w14="http://schemas.microsoft.com/office/word/2010/wordml" xmlns:w15="http://schemas.microsoft.com/office/word/2012/wordml" xmlns:w16cex="http://schemas.microsoft.com/office/word/2018/wordml/cex" xmlns:w16cid="http://schemas.microsoft.com/office/word/2016/wordml/cid" xmlns:w16="http://schemas.microsoft.com/office/word/2018/wordml" xmlns:w16se="http://schemas.microsoft.com/office/word/2015/wordml/symex" xmlns:wpg="http://schemas.microsoft.com/office/word/2010/wordprocessingGroup" xmlns:wpi="http://schemas.microsoft.com/office/word/2010/wordprocessingInk" xmlns:wne="http://schemas.microsoft.com/office/word/2006/wordml" xmlns:wps="http://schemas.microsoft.com/office/word/2010/wordprocessingShape" mc:Ignorable="w14 w15 w16se w16cid w16 w16cex wp14">
+  <w:abstractNum w:abstractNumId="0" w15:restartNumberingAfterBreak="0">
     <w:nsid w:val="FFFFFF1D"/>
     <w:multiLevelType w:val="multilevel"/>
     <w:tmpl w:val="65A84016"/>
@@ -4311,7 +4940,7 @@
       </w:rPr>
     </w:lvl>
   </w:abstractNum>
-  <w:abstractNum w:abstractNumId="1">
+  <w:abstractNum w:abstractNumId="1" w15:restartNumberingAfterBreak="0">
     <w:nsid w:val="FFFFFF7C"/>
     <w:multiLevelType w:val="singleLevel"/>
     <w:tmpl w:val="FFBA40F8"/>
@@ -4328,7 +4957,7 @@
       </w:pPr>
     </w:lvl>
   </w:abstractNum>
-  <w:abstractNum w:abstractNumId="2">
+  <w:abstractNum w:abstractNumId="2" w15:restartNumberingAfterBreak="0">
     <w:nsid w:val="FFFFFF7D"/>
     <w:multiLevelType w:val="singleLevel"/>
     <w:tmpl w:val="DD28DFA0"/>
@@ -4345,7 +4974,7 @@
       </w:pPr>
     </w:lvl>
   </w:abstractNum>
-  <w:abstractNum w:abstractNumId="3">
+  <w:abstractNum w:abstractNumId="3" w15:restartNumberingAfterBreak="0">
     <w:nsid w:val="FFFFFF7E"/>
     <w:multiLevelType w:val="singleLevel"/>
     <w:tmpl w:val="B6F0B40C"/>
@@ -4362,7 +4991,7 @@
       </w:pPr>
     </w:lvl>
   </w:abstractNum>
-  <w:abstractNum w:abstractNumId="4">
+  <w:abstractNum w:abstractNumId="4" w15:restartNumberingAfterBreak="0">
     <w:nsid w:val="FFFFFF7F"/>
     <w:multiLevelType w:val="singleLevel"/>
     <w:tmpl w:val="ED64C5E6"/>
@@ -4380,7 +5009,7 @@
       </w:pPr>
     </w:lvl>
   </w:abstractNum>
-  <w:abstractNum w:abstractNumId="5">
+  <w:abstractNum w:abstractNumId="5" w15:restartNumberingAfterBreak="0">
     <w:nsid w:val="FFFFFF80"/>
     <w:multiLevelType w:val="singleLevel"/>
     <w:tmpl w:val="E8FCA5CA"/>
@@ -4400,7 +5029,7 @@
       </w:rPr>
     </w:lvl>
   </w:abstractNum>
-  <w:abstractNum w:abstractNumId="6">
+  <w:abstractNum w:abstractNumId="6" w15:restartNumberingAfterBreak="0">
     <w:nsid w:val="FFFFFF81"/>
     <w:multiLevelType w:val="singleLevel"/>
     <w:tmpl w:val="CEC84580"/>
@@ -4420,7 +5049,7 @@
       </w:rPr>
     </w:lvl>
   </w:abstractNum>
-  <w:abstractNum w:abstractNumId="7">
+  <w:abstractNum w:abstractNumId="7" w15:restartNumberingAfterBreak="0">
     <w:nsid w:val="FFFFFF82"/>
     <w:multiLevelType w:val="singleLevel"/>
     <w:tmpl w:val="96D858E8"/>
@@ -4440,7 +5069,7 @@
       </w:rPr>
     </w:lvl>
   </w:abstractNum>
-  <w:abstractNum w:abstractNumId="8">
+  <w:abstractNum w:abstractNumId="8" w15:restartNumberingAfterBreak="0">
     <w:nsid w:val="FFFFFF83"/>
     <w:multiLevelType w:val="singleLevel"/>
     <w:tmpl w:val="0DFAA368"/>
@@ -4461,7 +5090,7 @@
       </w:rPr>
     </w:lvl>
   </w:abstractNum>
-  <w:abstractNum w:abstractNumId="9">
+  <w:abstractNum w:abstractNumId="9" w15:restartNumberingAfterBreak="0">
     <w:nsid w:val="FFFFFF88"/>
     <w:multiLevelType w:val="singleLevel"/>
     <w:tmpl w:val="CEC84B9E"/>
@@ -4479,7 +5108,7 @@
       </w:pPr>
     </w:lvl>
   </w:abstractNum>
-  <w:abstractNum w:abstractNumId="10">
+  <w:abstractNum w:abstractNumId="10" w15:restartNumberingAfterBreak="0">
     <w:nsid w:val="FFFFFF89"/>
     <w:multiLevelType w:val="singleLevel"/>
     <w:tmpl w:val="9BDE0A46"/>
@@ -4500,7 +5129,7 @@
       </w:rPr>
     </w:lvl>
   </w:abstractNum>
-  <w:abstractNum w:abstractNumId="11">
+  <w:abstractNum w:abstractNumId="11" w15:restartNumberingAfterBreak="0">
     <w:nsid w:val="00FF5647"/>
     <w:multiLevelType w:val="multilevel"/>
     <w:tmpl w:val="6BB4351E"/>
@@ -4649,7 +5278,7 @@
       </w:rPr>
     </w:lvl>
   </w:abstractNum>
-  <w:abstractNum w:abstractNumId="12">
+  <w:abstractNum w:abstractNumId="12" w15:restartNumberingAfterBreak="0">
     <w:nsid w:val="01067061"/>
     <w:multiLevelType w:val="multilevel"/>
     <w:tmpl w:val="EEBC3356"/>
@@ -4798,7 +5427,7 @@
       </w:rPr>
     </w:lvl>
   </w:abstractNum>
-  <w:abstractNum w:abstractNumId="13">
+  <w:abstractNum w:abstractNumId="13" w15:restartNumberingAfterBreak="0">
     <w:nsid w:val="01281181"/>
     <w:multiLevelType w:val="multilevel"/>
     <w:tmpl w:val="61A4391E"/>
@@ -4947,7 +5576,7 @@
       </w:rPr>
     </w:lvl>
   </w:abstractNum>
-  <w:abstractNum w:abstractNumId="14">
+  <w:abstractNum w:abstractNumId="14" w15:restartNumberingAfterBreak="0">
     <w:nsid w:val="042E05C7"/>
     <w:multiLevelType w:val="multilevel"/>
     <w:tmpl w:val="9E7A1926"/>
@@ -5096,7 +5725,7 @@
       </w:rPr>
     </w:lvl>
   </w:abstractNum>
-  <w:abstractNum w:abstractNumId="15">
+  <w:abstractNum w:abstractNumId="15" w15:restartNumberingAfterBreak="0">
     <w:nsid w:val="0CAA16AB"/>
     <w:multiLevelType w:val="hybridMultilevel"/>
     <w:tmpl w:val="AF9A2130"/>
@@ -5209,7 +5838,7 @@
       </w:rPr>
     </w:lvl>
   </w:abstractNum>
-  <w:abstractNum w:abstractNumId="16">
+  <w:abstractNum w:abstractNumId="16" w15:restartNumberingAfterBreak="0">
     <w:nsid w:val="1107750C"/>
     <w:multiLevelType w:val="multilevel"/>
     <w:tmpl w:val="406821A2"/>
@@ -5358,7 +5987,7 @@
       </w:rPr>
     </w:lvl>
   </w:abstractNum>
-  <w:abstractNum w:abstractNumId="17">
+  <w:abstractNum w:abstractNumId="17" w15:restartNumberingAfterBreak="0">
     <w:nsid w:val="13F42992"/>
     <w:multiLevelType w:val="hybridMultilevel"/>
     <w:tmpl w:val="DB722860"/>
@@ -5471,7 +6100,7 @@
       </w:rPr>
     </w:lvl>
   </w:abstractNum>
-  <w:abstractNum w:abstractNumId="18">
+  <w:abstractNum w:abstractNumId="18" w15:restartNumberingAfterBreak="0">
     <w:nsid w:val="14A23C2C"/>
     <w:multiLevelType w:val="multilevel"/>
     <w:tmpl w:val="559A7756"/>
@@ -5620,7 +6249,156 @@
       </w:rPr>
     </w:lvl>
   </w:abstractNum>
-  <w:abstractNum w:abstractNumId="19">
+  <w:abstractNum w:abstractNumId="19" w15:restartNumberingAfterBreak="0">
+    <w:nsid w:val="14EC67E1"/>
+    <w:multiLevelType w:val="multilevel"/>
+    <w:tmpl w:val="CAA22DE6"/>
+    <w:lvl w:ilvl="0">
+      <w:start w:val="1"/>
+      <w:numFmt w:val="bullet"/>
+      <w:lvlText w:val=""/>
+      <w:lvlJc w:val="left"/>
+      <w:pPr>
+        <w:tabs>
+          <w:tab w:val="num" w:pos="720"/>
+        </w:tabs>
+        <w:ind w:left="720" w:hanging="360"/>
+      </w:pPr>
+      <w:rPr>
+        <w:rFonts w:ascii="Symbol" w:hAnsi="Symbol" w:hint="default"/>
+        <w:sz w:val="20"/>
+      </w:rPr>
+    </w:lvl>
+    <w:lvl w:ilvl="1" w:tentative="1">
+      <w:start w:val="1"/>
+      <w:numFmt w:val="bullet"/>
+      <w:lvlText w:val="o"/>
+      <w:lvlJc w:val="left"/>
+      <w:pPr>
+        <w:tabs>
+          <w:tab w:val="num" w:pos="1440"/>
+        </w:tabs>
+        <w:ind w:left="1440" w:hanging="360"/>
+      </w:pPr>
+      <w:rPr>
+        <w:rFonts w:ascii="Courier New" w:hAnsi="Courier New" w:hint="default"/>
+        <w:sz w:val="20"/>
+      </w:rPr>
+    </w:lvl>
+    <w:lvl w:ilvl="2" w:tentative="1">
+      <w:start w:val="1"/>
+      <w:numFmt w:val="bullet"/>
+      <w:lvlText w:val=""/>
+      <w:lvlJc w:val="left"/>
+      <w:pPr>
+        <w:tabs>
+          <w:tab w:val="num" w:pos="2160"/>
+        </w:tabs>
+        <w:ind w:left="2160" w:hanging="360"/>
+      </w:pPr>
+      <w:rPr>
+        <w:rFonts w:ascii="Wingdings" w:hAnsi="Wingdings" w:hint="default"/>
+        <w:sz w:val="20"/>
+      </w:rPr>
+    </w:lvl>
+    <w:lvl w:ilvl="3" w:tentative="1">
+      <w:start w:val="1"/>
+      <w:numFmt w:val="bullet"/>
+      <w:lvlText w:val=""/>
+      <w:lvlJc w:val="left"/>
+      <w:pPr>
+        <w:tabs>
+          <w:tab w:val="num" w:pos="2880"/>
+        </w:tabs>
+        <w:ind w:left="2880" w:hanging="360"/>
+      </w:pPr>
+      <w:rPr>
+        <w:rFonts w:ascii="Wingdings" w:hAnsi="Wingdings" w:hint="default"/>
+        <w:sz w:val="20"/>
+      </w:rPr>
+    </w:lvl>
+    <w:lvl w:ilvl="4" w:tentative="1">
+      <w:start w:val="1"/>
+      <w:numFmt w:val="bullet"/>
+      <w:lvlText w:val=""/>
+      <w:lvlJc w:val="left"/>
+      <w:pPr>
+        <w:tabs>
+          <w:tab w:val="num" w:pos="3600"/>
+        </w:tabs>
+        <w:ind w:left="3600" w:hanging="360"/>
+      </w:pPr>
+      <w:rPr>
+        <w:rFonts w:ascii="Wingdings" w:hAnsi="Wingdings" w:hint="default"/>
+        <w:sz w:val="20"/>
+      </w:rPr>
+    </w:lvl>
+    <w:lvl w:ilvl="5" w:tentative="1">
+      <w:start w:val="1"/>
+      <w:numFmt w:val="bullet"/>
+      <w:lvlText w:val=""/>
+      <w:lvlJc w:val="left"/>
+      <w:pPr>
+        <w:tabs>
+          <w:tab w:val="num" w:pos="4320"/>
+        </w:tabs>
+        <w:ind w:left="4320" w:hanging="360"/>
+      </w:pPr>
+      <w:rPr>
+        <w:rFonts w:ascii="Wingdings" w:hAnsi="Wingdings" w:hint="default"/>
+        <w:sz w:val="20"/>
+      </w:rPr>
+    </w:lvl>
+    <w:lvl w:ilvl="6" w:tentative="1">
+      <w:start w:val="1"/>
+      <w:numFmt w:val="bullet"/>
+      <w:lvlText w:val=""/>
+      <w:lvlJc w:val="left"/>
+      <w:pPr>
+        <w:tabs>
+          <w:tab w:val="num" w:pos="5040"/>
+        </w:tabs>
+        <w:ind w:left="5040" w:hanging="360"/>
+      </w:pPr>
+      <w:rPr>
+        <w:rFonts w:ascii="Wingdings" w:hAnsi="Wingdings" w:hint="default"/>
+        <w:sz w:val="20"/>
+      </w:rPr>
+    </w:lvl>
+    <w:lvl w:ilvl="7" w:tentative="1">
+      <w:start w:val="1"/>
+      <w:numFmt w:val="bullet"/>
+      <w:lvlText w:val=""/>
+      <w:lvlJc w:val="left"/>
+      <w:pPr>
+        <w:tabs>
+          <w:tab w:val="num" w:pos="5760"/>
+        </w:tabs>
+        <w:ind w:left="5760" w:hanging="360"/>
+      </w:pPr>
+      <w:rPr>
+        <w:rFonts w:ascii="Wingdings" w:hAnsi="Wingdings" w:hint="default"/>
+        <w:sz w:val="20"/>
+      </w:rPr>
+    </w:lvl>
+    <w:lvl w:ilvl="8" w:tentative="1">
+      <w:start w:val="1"/>
+      <w:numFmt w:val="bullet"/>
+      <w:lvlText w:val=""/>
+      <w:lvlJc w:val="left"/>
+      <w:pPr>
+        <w:tabs>
+          <w:tab w:val="num" w:pos="6480"/>
+        </w:tabs>
+        <w:ind w:left="6480" w:hanging="360"/>
+      </w:pPr>
+      <w:rPr>
+        <w:rFonts w:ascii="Wingdings" w:hAnsi="Wingdings" w:hint="default"/>
+        <w:sz w:val="20"/>
+      </w:rPr>
+    </w:lvl>
+  </w:abstractNum>
+  <w:abstractNum w:abstractNumId="20" w15:restartNumberingAfterBreak="0">
     <w:nsid w:val="18536A9F"/>
     <w:multiLevelType w:val="hybridMultilevel"/>
     <w:tmpl w:val="39C00622"/>
@@ -5733,7 +6511,7 @@
       </w:rPr>
     </w:lvl>
   </w:abstractNum>
-  <w:abstractNum w:abstractNumId="20">
+  <w:abstractNum w:abstractNumId="21" w15:restartNumberingAfterBreak="0">
     <w:nsid w:val="2489636E"/>
     <w:multiLevelType w:val="multilevel"/>
     <w:tmpl w:val="8430A0D0"/>
@@ -5882,7 +6660,7 @@
       </w:rPr>
     </w:lvl>
   </w:abstractNum>
-  <w:abstractNum w:abstractNumId="21">
+  <w:abstractNum w:abstractNumId="22" w15:restartNumberingAfterBreak="0">
     <w:nsid w:val="39024064"/>
     <w:multiLevelType w:val="hybridMultilevel"/>
     <w:tmpl w:val="FED01408"/>
@@ -5995,7 +6773,7 @@
       </w:rPr>
     </w:lvl>
   </w:abstractNum>
-  <w:abstractNum w:abstractNumId="22">
+  <w:abstractNum w:abstractNumId="23" w15:restartNumberingAfterBreak="0">
     <w:nsid w:val="3C000747"/>
     <w:multiLevelType w:val="multilevel"/>
     <w:tmpl w:val="A6B28510"/>
@@ -6144,7 +6922,7 @@
       </w:rPr>
     </w:lvl>
   </w:abstractNum>
-  <w:abstractNum w:abstractNumId="23">
+  <w:abstractNum w:abstractNumId="24" w15:restartNumberingAfterBreak="0">
     <w:nsid w:val="41DA7AA8"/>
     <w:multiLevelType w:val="multilevel"/>
     <w:tmpl w:val="9F0C0DD8"/>
@@ -6293,7 +7071,7 @@
       </w:rPr>
     </w:lvl>
   </w:abstractNum>
-  <w:abstractNum w:abstractNumId="24">
+  <w:abstractNum w:abstractNumId="25" w15:restartNumberingAfterBreak="0">
     <w:nsid w:val="49AA31D4"/>
     <w:multiLevelType w:val="multilevel"/>
     <w:tmpl w:val="BC78B7A6"/>
@@ -6442,7 +7220,7 @@
       </w:rPr>
     </w:lvl>
   </w:abstractNum>
-  <w:abstractNum w:abstractNumId="25">
+  <w:abstractNum w:abstractNumId="26" w15:restartNumberingAfterBreak="0">
     <w:nsid w:val="4C150EE7"/>
     <w:multiLevelType w:val="multilevel"/>
     <w:tmpl w:val="F2183366"/>
@@ -6591,7 +7369,7 @@
       </w:rPr>
     </w:lvl>
   </w:abstractNum>
-  <w:abstractNum w:abstractNumId="26">
+  <w:abstractNum w:abstractNumId="27" w15:restartNumberingAfterBreak="0">
     <w:nsid w:val="4C6E6A37"/>
     <w:multiLevelType w:val="multilevel"/>
     <w:tmpl w:val="20CE0716"/>
@@ -6740,7 +7518,7 @@
       </w:rPr>
     </w:lvl>
   </w:abstractNum>
-  <w:abstractNum w:abstractNumId="27">
+  <w:abstractNum w:abstractNumId="28" w15:restartNumberingAfterBreak="0">
     <w:nsid w:val="546458A8"/>
     <w:multiLevelType w:val="multilevel"/>
     <w:tmpl w:val="B7DA9966"/>
@@ -6889,7 +7667,7 @@
       </w:rPr>
     </w:lvl>
   </w:abstractNum>
-  <w:abstractNum w:abstractNumId="28">
+  <w:abstractNum w:abstractNumId="29" w15:restartNumberingAfterBreak="0">
     <w:nsid w:val="54E1109E"/>
     <w:multiLevelType w:val="multilevel"/>
     <w:tmpl w:val="80E8D4C6"/>
@@ -7038,7 +7816,7 @@
       </w:rPr>
     </w:lvl>
   </w:abstractNum>
-  <w:abstractNum w:abstractNumId="29">
+  <w:abstractNum w:abstractNumId="30" w15:restartNumberingAfterBreak="0">
     <w:nsid w:val="5A6F2795"/>
     <w:multiLevelType w:val="multilevel"/>
     <w:tmpl w:val="7260376E"/>
@@ -7187,7 +7965,7 @@
       </w:rPr>
     </w:lvl>
   </w:abstractNum>
-  <w:abstractNum w:abstractNumId="30">
+  <w:abstractNum w:abstractNumId="31" w15:restartNumberingAfterBreak="0">
     <w:nsid w:val="5CF03218"/>
     <w:multiLevelType w:val="multilevel"/>
     <w:tmpl w:val="253E1018"/>
@@ -7336,7 +8114,7 @@
       </w:rPr>
     </w:lvl>
   </w:abstractNum>
-  <w:abstractNum w:abstractNumId="31">
+  <w:abstractNum w:abstractNumId="32" w15:restartNumberingAfterBreak="0">
     <w:nsid w:val="5EC15759"/>
     <w:multiLevelType w:val="multilevel"/>
     <w:tmpl w:val="8F74E4F4"/>
@@ -7485,7 +8263,156 @@
       </w:rPr>
     </w:lvl>
   </w:abstractNum>
-  <w:abstractNum w:abstractNumId="32">
+  <w:abstractNum w:abstractNumId="33" w15:restartNumberingAfterBreak="0">
+    <w:nsid w:val="5F8C5AD6"/>
+    <w:multiLevelType w:val="multilevel"/>
+    <w:tmpl w:val="0C8820B0"/>
+    <w:lvl w:ilvl="0">
+      <w:start w:val="1"/>
+      <w:numFmt w:val="bullet"/>
+      <w:lvlText w:val=""/>
+      <w:lvlJc w:val="left"/>
+      <w:pPr>
+        <w:tabs>
+          <w:tab w:val="num" w:pos="720"/>
+        </w:tabs>
+        <w:ind w:left="720" w:hanging="360"/>
+      </w:pPr>
+      <w:rPr>
+        <w:rFonts w:ascii="Symbol" w:hAnsi="Symbol" w:hint="default"/>
+        <w:sz w:val="20"/>
+      </w:rPr>
+    </w:lvl>
+    <w:lvl w:ilvl="1" w:tentative="1">
+      <w:start w:val="1"/>
+      <w:numFmt w:val="bullet"/>
+      <w:lvlText w:val="o"/>
+      <w:lvlJc w:val="left"/>
+      <w:pPr>
+        <w:tabs>
+          <w:tab w:val="num" w:pos="1440"/>
+        </w:tabs>
+        <w:ind w:left="1440" w:hanging="360"/>
+      </w:pPr>
+      <w:rPr>
+        <w:rFonts w:ascii="Courier New" w:hAnsi="Courier New" w:hint="default"/>
+        <w:sz w:val="20"/>
+      </w:rPr>
+    </w:lvl>
+    <w:lvl w:ilvl="2" w:tentative="1">
+      <w:start w:val="1"/>
+      <w:numFmt w:val="bullet"/>
+      <w:lvlText w:val=""/>
+      <w:lvlJc w:val="left"/>
+      <w:pPr>
+        <w:tabs>
+          <w:tab w:val="num" w:pos="2160"/>
+        </w:tabs>
+        <w:ind w:left="2160" w:hanging="360"/>
+      </w:pPr>
+      <w:rPr>
+        <w:rFonts w:ascii="Wingdings" w:hAnsi="Wingdings" w:hint="default"/>
+        <w:sz w:val="20"/>
+      </w:rPr>
+    </w:lvl>
+    <w:lvl w:ilvl="3" w:tentative="1">
+      <w:start w:val="1"/>
+      <w:numFmt w:val="bullet"/>
+      <w:lvlText w:val=""/>
+      <w:lvlJc w:val="left"/>
+      <w:pPr>
+        <w:tabs>
+          <w:tab w:val="num" w:pos="2880"/>
+        </w:tabs>
+        <w:ind w:left="2880" w:hanging="360"/>
+      </w:pPr>
+      <w:rPr>
+        <w:rFonts w:ascii="Wingdings" w:hAnsi="Wingdings" w:hint="default"/>
+        <w:sz w:val="20"/>
+      </w:rPr>
+    </w:lvl>
+    <w:lvl w:ilvl="4" w:tentative="1">
+      <w:start w:val="1"/>
+      <w:numFmt w:val="bullet"/>
+      <w:lvlText w:val=""/>
+      <w:lvlJc w:val="left"/>
+      <w:pPr>
+        <w:tabs>
+          <w:tab w:val="num" w:pos="3600"/>
+        </w:tabs>
+        <w:ind w:left="3600" w:hanging="360"/>
+      </w:pPr>
+      <w:rPr>
+        <w:rFonts w:ascii="Wingdings" w:hAnsi="Wingdings" w:hint="default"/>
+        <w:sz w:val="20"/>
+      </w:rPr>
+    </w:lvl>
+    <w:lvl w:ilvl="5" w:tentative="1">
+      <w:start w:val="1"/>
+      <w:numFmt w:val="bullet"/>
+      <w:lvlText w:val=""/>
+      <w:lvlJc w:val="left"/>
+      <w:pPr>
+        <w:tabs>
+          <w:tab w:val="num" w:pos="4320"/>
+        </w:tabs>
+        <w:ind w:left="4320" w:hanging="360"/>
+      </w:pPr>
+      <w:rPr>
+        <w:rFonts w:ascii="Wingdings" w:hAnsi="Wingdings" w:hint="default"/>
+        <w:sz w:val="20"/>
+      </w:rPr>
+    </w:lvl>
+    <w:lvl w:ilvl="6" w:tentative="1">
+      <w:start w:val="1"/>
+      <w:numFmt w:val="bullet"/>
+      <w:lvlText w:val=""/>
+      <w:lvlJc w:val="left"/>
+      <w:pPr>
+        <w:tabs>
+          <w:tab w:val="num" w:pos="5040"/>
+        </w:tabs>
+        <w:ind w:left="5040" w:hanging="360"/>
+      </w:pPr>
+      <w:rPr>
+        <w:rFonts w:ascii="Wingdings" w:hAnsi="Wingdings" w:hint="default"/>
+        <w:sz w:val="20"/>
+      </w:rPr>
+    </w:lvl>
+    <w:lvl w:ilvl="7" w:tentative="1">
+      <w:start w:val="1"/>
+      <w:numFmt w:val="bullet"/>
+      <w:lvlText w:val=""/>
+      <w:lvlJc w:val="left"/>
+      <w:pPr>
+        <w:tabs>
+          <w:tab w:val="num" w:pos="5760"/>
+        </w:tabs>
+        <w:ind w:left="5760" w:hanging="360"/>
+      </w:pPr>
+      <w:rPr>
+        <w:rFonts w:ascii="Wingdings" w:hAnsi="Wingdings" w:hint="default"/>
+        <w:sz w:val="20"/>
+      </w:rPr>
+    </w:lvl>
+    <w:lvl w:ilvl="8" w:tentative="1">
+      <w:start w:val="1"/>
+      <w:numFmt w:val="bullet"/>
+      <w:lvlText w:val=""/>
+      <w:lvlJc w:val="left"/>
+      <w:pPr>
+        <w:tabs>
+          <w:tab w:val="num" w:pos="6480"/>
+        </w:tabs>
+        <w:ind w:left="6480" w:hanging="360"/>
+      </w:pPr>
+      <w:rPr>
+        <w:rFonts w:ascii="Wingdings" w:hAnsi="Wingdings" w:hint="default"/>
+        <w:sz w:val="20"/>
+      </w:rPr>
+    </w:lvl>
+  </w:abstractNum>
+  <w:abstractNum w:abstractNumId="34" w15:restartNumberingAfterBreak="0">
     <w:nsid w:val="616364FD"/>
     <w:multiLevelType w:val="multilevel"/>
     <w:tmpl w:val="F91EBFE8"/>
@@ -7634,7 +8561,156 @@
       </w:rPr>
     </w:lvl>
   </w:abstractNum>
-  <w:abstractNum w:abstractNumId="33">
+  <w:abstractNum w:abstractNumId="35" w15:restartNumberingAfterBreak="0">
+    <w:nsid w:val="61A1183C"/>
+    <w:multiLevelType w:val="multilevel"/>
+    <w:tmpl w:val="E8245A40"/>
+    <w:lvl w:ilvl="0">
+      <w:start w:val="1"/>
+      <w:numFmt w:val="bullet"/>
+      <w:lvlText w:val=""/>
+      <w:lvlJc w:val="left"/>
+      <w:pPr>
+        <w:tabs>
+          <w:tab w:val="num" w:pos="720"/>
+        </w:tabs>
+        <w:ind w:left="720" w:hanging="360"/>
+      </w:pPr>
+      <w:rPr>
+        <w:rFonts w:ascii="Symbol" w:hAnsi="Symbol" w:hint="default"/>
+        <w:sz w:val="20"/>
+      </w:rPr>
+    </w:lvl>
+    <w:lvl w:ilvl="1" w:tentative="1">
+      <w:start w:val="1"/>
+      <w:numFmt w:val="bullet"/>
+      <w:lvlText w:val="o"/>
+      <w:lvlJc w:val="left"/>
+      <w:pPr>
+        <w:tabs>
+          <w:tab w:val="num" w:pos="1440"/>
+        </w:tabs>
+        <w:ind w:left="1440" w:hanging="360"/>
+      </w:pPr>
+      <w:rPr>
+        <w:rFonts w:ascii="Courier New" w:hAnsi="Courier New" w:hint="default"/>
+        <w:sz w:val="20"/>
+      </w:rPr>
+    </w:lvl>
+    <w:lvl w:ilvl="2" w:tentative="1">
+      <w:start w:val="1"/>
+      <w:numFmt w:val="bullet"/>
+      <w:lvlText w:val=""/>
+      <w:lvlJc w:val="left"/>
+      <w:pPr>
+        <w:tabs>
+          <w:tab w:val="num" w:pos="2160"/>
+        </w:tabs>
+        <w:ind w:left="2160" w:hanging="360"/>
+      </w:pPr>
+      <w:rPr>
+        <w:rFonts w:ascii="Wingdings" w:hAnsi="Wingdings" w:hint="default"/>
+        <w:sz w:val="20"/>
+      </w:rPr>
+    </w:lvl>
+    <w:lvl w:ilvl="3" w:tentative="1">
+      <w:start w:val="1"/>
+      <w:numFmt w:val="bullet"/>
+      <w:lvlText w:val=""/>
+      <w:lvlJc w:val="left"/>
+      <w:pPr>
+        <w:tabs>
+          <w:tab w:val="num" w:pos="2880"/>
+        </w:tabs>
+        <w:ind w:left="2880" w:hanging="360"/>
+      </w:pPr>
+      <w:rPr>
+        <w:rFonts w:ascii="Wingdings" w:hAnsi="Wingdings" w:hint="default"/>
+        <w:sz w:val="20"/>
+      </w:rPr>
+    </w:lvl>
+    <w:lvl w:ilvl="4" w:tentative="1">
+      <w:start w:val="1"/>
+      <w:numFmt w:val="bullet"/>
+      <w:lvlText w:val=""/>
+      <w:lvlJc w:val="left"/>
+      <w:pPr>
+        <w:tabs>
+          <w:tab w:val="num" w:pos="3600"/>
+        </w:tabs>
+        <w:ind w:left="3600" w:hanging="360"/>
+      </w:pPr>
+      <w:rPr>
+        <w:rFonts w:ascii="Wingdings" w:hAnsi="Wingdings" w:hint="default"/>
+        <w:sz w:val="20"/>
+      </w:rPr>
+    </w:lvl>
+    <w:lvl w:ilvl="5" w:tentative="1">
+      <w:start w:val="1"/>
+      <w:numFmt w:val="bullet"/>
+      <w:lvlText w:val=""/>
+      <w:lvlJc w:val="left"/>
+      <w:pPr>
+        <w:tabs>
+          <w:tab w:val="num" w:pos="4320"/>
+        </w:tabs>
+        <w:ind w:left="4320" w:hanging="360"/>
+      </w:pPr>
+      <w:rPr>
+        <w:rFonts w:ascii="Wingdings" w:hAnsi="Wingdings" w:hint="default"/>
+        <w:sz w:val="20"/>
+      </w:rPr>
+    </w:lvl>
+    <w:lvl w:ilvl="6" w:tentative="1">
+      <w:start w:val="1"/>
+      <w:numFmt w:val="bullet"/>
+      <w:lvlText w:val=""/>
+      <w:lvlJc w:val="left"/>
+      <w:pPr>
+        <w:tabs>
+          <w:tab w:val="num" w:pos="5040"/>
+        </w:tabs>
+        <w:ind w:left="5040" w:hanging="360"/>
+      </w:pPr>
+      <w:rPr>
+        <w:rFonts w:ascii="Wingdings" w:hAnsi="Wingdings" w:hint="default"/>
+        <w:sz w:val="20"/>
+      </w:rPr>
+    </w:lvl>
+    <w:lvl w:ilvl="7" w:tentative="1">
+      <w:start w:val="1"/>
+      <w:numFmt w:val="bullet"/>
+      <w:lvlText w:val=""/>
+      <w:lvlJc w:val="left"/>
+      <w:pPr>
+        <w:tabs>
+          <w:tab w:val="num" w:pos="5760"/>
+        </w:tabs>
+        <w:ind w:left="5760" w:hanging="360"/>
+      </w:pPr>
+      <w:rPr>
+        <w:rFonts w:ascii="Wingdings" w:hAnsi="Wingdings" w:hint="default"/>
+        <w:sz w:val="20"/>
+      </w:rPr>
+    </w:lvl>
+    <w:lvl w:ilvl="8" w:tentative="1">
+      <w:start w:val="1"/>
+      <w:numFmt w:val="bullet"/>
+      <w:lvlText w:val=""/>
+      <w:lvlJc w:val="left"/>
+      <w:pPr>
+        <w:tabs>
+          <w:tab w:val="num" w:pos="6480"/>
+        </w:tabs>
+        <w:ind w:left="6480" w:hanging="360"/>
+      </w:pPr>
+      <w:rPr>
+        <w:rFonts w:ascii="Wingdings" w:hAnsi="Wingdings" w:hint="default"/>
+        <w:sz w:val="20"/>
+      </w:rPr>
+    </w:lvl>
+  </w:abstractNum>
+  <w:abstractNum w:abstractNumId="36" w15:restartNumberingAfterBreak="0">
     <w:nsid w:val="6CDC1535"/>
     <w:multiLevelType w:val="multilevel"/>
     <w:tmpl w:val="7EE6DF20"/>
@@ -7783,7 +8859,7 @@
       </w:rPr>
     </w:lvl>
   </w:abstractNum>
-  <w:abstractNum w:abstractNumId="34">
+  <w:abstractNum w:abstractNumId="37" w15:restartNumberingAfterBreak="0">
     <w:nsid w:val="6D872E87"/>
     <w:multiLevelType w:val="multilevel"/>
     <w:tmpl w:val="431C08E4"/>
@@ -7932,7 +9008,7 @@
       </w:rPr>
     </w:lvl>
   </w:abstractNum>
-  <w:abstractNum w:abstractNumId="35">
+  <w:abstractNum w:abstractNumId="38" w15:restartNumberingAfterBreak="0">
     <w:nsid w:val="6DA822EB"/>
     <w:multiLevelType w:val="multilevel"/>
     <w:tmpl w:val="87880368"/>
@@ -8081,7 +9157,7 @@
       </w:rPr>
     </w:lvl>
   </w:abstractNum>
-  <w:abstractNum w:abstractNumId="36">
+  <w:abstractNum w:abstractNumId="39" w15:restartNumberingAfterBreak="0">
     <w:nsid w:val="6E2C515F"/>
     <w:multiLevelType w:val="hybridMultilevel"/>
     <w:tmpl w:val="BFA21A34"/>
@@ -8194,7 +9270,7 @@
       </w:rPr>
     </w:lvl>
   </w:abstractNum>
-  <w:abstractNum w:abstractNumId="37">
+  <w:abstractNum w:abstractNumId="40" w15:restartNumberingAfterBreak="0">
     <w:nsid w:val="7C231FAC"/>
     <w:multiLevelType w:val="hybridMultilevel"/>
     <w:tmpl w:val="62CED5AA"/>
@@ -8344,67 +9420,67 @@
     <w:abstractNumId w:val="17"/>
   </w:num>
   <w:num w:numId="13">
-    <w:abstractNumId w:val="36"/>
+    <w:abstractNumId w:val="39"/>
   </w:num>
   <w:num w:numId="14">
     <w:abstractNumId w:val="13"/>
   </w:num>
   <w:num w:numId="15">
-    <w:abstractNumId w:val="29"/>
+    <w:abstractNumId w:val="30"/>
   </w:num>
   <w:num w:numId="16">
     <w:abstractNumId w:val="11"/>
   </w:num>
   <w:num w:numId="17">
-    <w:abstractNumId w:val="28"/>
+    <w:abstractNumId w:val="29"/>
   </w:num>
   <w:num w:numId="18">
-    <w:abstractNumId w:val="19"/>
+    <w:abstractNumId w:val="20"/>
   </w:num>
   <w:num w:numId="19">
-    <w:abstractNumId w:val="23"/>
+    <w:abstractNumId w:val="24"/>
   </w:num>
   <w:num w:numId="20">
-    <w:abstractNumId w:val="34"/>
+    <w:abstractNumId w:val="37"/>
   </w:num>
   <w:num w:numId="21">
     <w:abstractNumId w:val="16"/>
   </w:num>
   <w:num w:numId="22">
-    <w:abstractNumId w:val="37"/>
+    <w:abstractNumId w:val="40"/>
   </w:num>
   <w:num w:numId="23">
-    <w:abstractNumId w:val="20"/>
+    <w:abstractNumId w:val="21"/>
   </w:num>
   <w:num w:numId="24">
-    <w:abstractNumId w:val="26"/>
+    <w:abstractNumId w:val="27"/>
   </w:num>
   <w:num w:numId="25">
     <w:abstractNumId w:val="14"/>
   </w:num>
   <w:num w:numId="26">
-    <w:abstractNumId w:val="24"/>
+    <w:abstractNumId w:val="25"/>
   </w:num>
   <w:num w:numId="27">
-    <w:abstractNumId w:val="27"/>
+    <w:abstractNumId w:val="28"/>
   </w:num>
   <w:num w:numId="28">
+    <w:abstractNumId w:val="32"/>
+  </w:num>
+  <w:num w:numId="29">
+    <w:abstractNumId w:val="26"/>
+  </w:num>
+  <w:num w:numId="30">
+    <w:abstractNumId w:val="23"/>
+  </w:num>
+  <w:num w:numId="31">
     <w:abstractNumId w:val="31"/>
   </w:num>
-  <w:num w:numId="29">
-    <w:abstractNumId w:val="25"/>
-  </w:num>
-  <w:num w:numId="30">
-    <w:abstractNumId w:val="22"/>
-  </w:num>
-  <w:num w:numId="31">
-    <w:abstractNumId w:val="30"/>
-  </w:num>
   <w:num w:numId="32">
-    <w:abstractNumId w:val="35"/>
+    <w:abstractNumId w:val="38"/>
   </w:num>
   <w:num w:numId="33">
-    <w:abstractNumId w:val="33"/>
+    <w:abstractNumId w:val="36"/>
   </w:num>
   <w:num w:numId="34">
     <w:abstractNumId w:val="12"/>
@@ -8413,39 +9489,32 @@
     <w:abstractNumId w:val="18"/>
   </w:num>
   <w:num w:numId="36">
-    <w:abstractNumId w:val="32"/>
+    <w:abstractNumId w:val="34"/>
   </w:num>
   <w:num w:numId="37">
-    <w:abstractNumId w:val="32"/>
-    <w:lvlOverride w:ilvl="1">
-      <w:lvl w:ilvl="1">
-        <w:numFmt w:val="bullet"/>
-        <w:lvlText w:val=""/>
-        <w:lvlJc w:val="left"/>
-        <w:pPr>
-          <w:tabs>
-            <w:tab w:val="num" w:pos="1440"/>
-          </w:tabs>
-          <w:ind w:left="1440" w:hanging="360"/>
-        </w:pPr>
-        <w:rPr>
-          <w:rFonts w:ascii="Symbol" w:hAnsi="Symbol" w:hint="default"/>
-          <w:sz w:val="20"/>
-        </w:rPr>
-      </w:lvl>
-    </w:lvlOverride>
+    <w:abstractNumId w:val="34"/>
+    <w:lvlOverride w:ilvl="0"/>
   </w:num>
   <w:num w:numId="38">
     <w:abstractNumId w:val="15"/>
   </w:num>
   <w:num w:numId="39">
-    <w:abstractNumId w:val="21"/>
+    <w:abstractNumId w:val="22"/>
+  </w:num>
+  <w:num w:numId="40">
+    <w:abstractNumId w:val="19"/>
+  </w:num>
+  <w:num w:numId="41">
+    <w:abstractNumId w:val="33"/>
+  </w:num>
+  <w:num w:numId="42">
+    <w:abstractNumId w:val="35"/>
   </w:num>
 </w:numbering>
 </file>
 
 <file path=word/styles.xml><?xml version="1.0" encoding="utf-8"?>
-<w:styles xmlns:mc="http://schemas.openxmlformats.org/markup-compatibility/2006" xmlns:r="http://schemas.openxmlformats.org/officeDocument/2006/relationships" xmlns:w="http://schemas.openxmlformats.org/wordprocessingml/2006/main" xmlns:w14="http://schemas.microsoft.com/office/word/2010/wordml" xmlns:w15="http://schemas.microsoft.com/office/word/2012/wordml" mc:Ignorable="w14 w15">
+<w:styles xmlns:mc="http://schemas.openxmlformats.org/markup-compatibility/2006" xmlns:r="http://schemas.openxmlformats.org/officeDocument/2006/relationships" xmlns:w="http://schemas.openxmlformats.org/wordprocessingml/2006/main" xmlns:w14="http://schemas.microsoft.com/office/word/2010/wordml" xmlns:w15="http://schemas.microsoft.com/office/word/2012/wordml" xmlns:w16cex="http://schemas.microsoft.com/office/word/2018/wordml/cex" xmlns:w16cid="http://schemas.microsoft.com/office/word/2016/wordml/cid" xmlns:w16="http://schemas.microsoft.com/office/word/2018/wordml" xmlns:w16se="http://schemas.microsoft.com/office/word/2015/wordml/symex" mc:Ignorable="w14 w15 w16se w16cid w16 w16cex">
   <w:docDefaults>
     <w:rPrDefault>
       <w:rPr>
@@ -8462,7 +9531,7 @@
       </w:pPr>
     </w:pPrDefault>
   </w:docDefaults>
-  <w:latentStyles w:defLockedState="0" w:defUIPriority="99" w:defSemiHidden="0" w:defUnhideWhenUsed="0" w:defQFormat="0" w:count="371">
+  <w:latentStyles w:defLockedState="0" w:defUIPriority="99" w:defSemiHidden="0" w:defUnhideWhenUsed="0" w:defQFormat="0" w:count="376">
     <w:lsdException w:name="Normal" w:uiPriority="0" w:qFormat="1"/>
     <w:lsdException w:name="heading 1" w:uiPriority="9" w:qFormat="1"/>
     <w:lsdException w:name="heading 2" w:semiHidden="1" w:uiPriority="9" w:unhideWhenUsed="1" w:qFormat="1"/>
@@ -8568,7 +9637,6 @@
     <w:lsdException w:name="HTML Sample" w:semiHidden="1" w:unhideWhenUsed="1"/>
     <w:lsdException w:name="HTML Typewriter" w:semiHidden="1" w:unhideWhenUsed="1"/>
     <w:lsdException w:name="HTML Variable" w:semiHidden="1" w:unhideWhenUsed="1"/>
-    <w:lsdException w:name="Normal Table" w:semiHidden="1" w:unhideWhenUsed="1"/>
     <w:lsdException w:name="annotation subject" w:semiHidden="1" w:unhideWhenUsed="1"/>
     <w:lsdException w:name="No List" w:semiHidden="1" w:unhideWhenUsed="1"/>
     <w:lsdException w:name="Outline List 1" w:semiHidden="1" w:unhideWhenUsed="1"/>
@@ -8611,11 +9679,8 @@
     <w:lsdException w:name="Table Contemporary" w:semiHidden="1" w:unhideWhenUsed="1"/>
     <w:lsdException w:name="Table Elegant" w:semiHidden="1" w:unhideWhenUsed="1"/>
     <w:lsdException w:name="Table Professional" w:semiHidden="1" w:unhideWhenUsed="1"/>
-    <w:lsdException w:name="Table Subtle 1" w:semiHidden="1" w:unhideWhenUsed="1"/>
     <w:lsdException w:name="Table Subtle 2" w:semiHidden="1" w:unhideWhenUsed="1"/>
     <w:lsdException w:name="Table Web 1" w:semiHidden="1" w:unhideWhenUsed="1"/>
-    <w:lsdException w:name="Table Web 2" w:semiHidden="1" w:unhideWhenUsed="1"/>
-    <w:lsdException w:name="Table Web 3" w:semiHidden="1" w:unhideWhenUsed="1"/>
     <w:lsdException w:name="Balloon Text" w:semiHidden="1" w:unhideWhenUsed="1"/>
     <w:lsdException w:name="Table Grid" w:uiPriority="39"/>
     <w:lsdException w:name="Table Theme" w:semiHidden="1" w:unhideWhenUsed="1"/>
@@ -8834,6 +9899,11 @@
     <w:lsdException w:name="List Table 5 Dark Accent 6" w:uiPriority="50"/>
     <w:lsdException w:name="List Table 6 Colorful Accent 6" w:uiPriority="51"/>
     <w:lsdException w:name="List Table 7 Colorful Accent 6" w:uiPriority="52"/>
+    <w:lsdException w:name="Mention" w:semiHidden="1" w:unhideWhenUsed="1"/>
+    <w:lsdException w:name="Smart Hyperlink" w:semiHidden="1" w:unhideWhenUsed="1"/>
+    <w:lsdException w:name="Hashtag" w:semiHidden="1" w:unhideWhenUsed="1"/>
+    <w:lsdException w:name="Unresolved Mention" w:semiHidden="1" w:unhideWhenUsed="1"/>
+    <w:lsdException w:name="Smart Link" w:semiHidden="1" w:unhideWhenUsed="1"/>
   </w:latentStyles>
   <w:style w:type="paragraph" w:default="1" w:styleId="a1">
     <w:name w:val="Normal"/>
@@ -9144,7 +10214,7 @@
     </w:rPr>
   </w:style>
   <w:style w:type="character" w:customStyle="1" w:styleId="a8">
-    <w:name w:val="Название Знак"/>
+    <w:name w:val="Заголовок Знак"/>
     <w:basedOn w:val="a2"/>
     <w:link w:val="a7"/>
     <w:uiPriority w:val="1"/>
@@ -9251,7 +10321,6 @@
       <w:spacing w:after="0" w:line="240" w:lineRule="auto"/>
     </w:pPr>
     <w:tblPr>
-      <w:tblInd w:w="0" w:type="dxa"/>
       <w:tblBorders>
         <w:top w:val="single" w:sz="4" w:space="0" w:color="auto"/>
         <w:left w:val="single" w:sz="4" w:space="0" w:color="auto"/>
@@ -9260,12 +10329,6 @@
         <w:insideH w:val="single" w:sz="4" w:space="0" w:color="auto"/>
         <w:insideV w:val="single" w:sz="4" w:space="0" w:color="auto"/>
       </w:tblBorders>
-      <w:tblCellMar>
-        <w:top w:w="0" w:type="dxa"/>
-        <w:left w:w="108" w:type="dxa"/>
-        <w:bottom w:w="0" w:type="dxa"/>
-        <w:right w:w="108" w:type="dxa"/>
-      </w:tblCellMar>
     </w:tblPr>
   </w:style>
   <w:style w:type="paragraph" w:styleId="af0">
@@ -9826,8 +10889,8 @@
       <w:spacing w:before="100" w:beforeAutospacing="1" w:after="100" w:afterAutospacing="1"/>
     </w:pPr>
   </w:style>
-  <w:style w:type="character" w:customStyle="1" w:styleId="UnresolvedMention">
-    <w:name w:val="Unresolved Mention"/>
+  <w:style w:type="character" w:customStyle="1" w:styleId="11">
+    <w:name w:val="Неразрешенное упоминание1"/>
     <w:basedOn w:val="a2"/>
     <w:uiPriority w:val="99"/>
     <w:rsid w:val="005C501B"/>
@@ -9856,6 +10919,14 @@
     <w:name w:val="lng-experience__stackmom"/>
     <w:basedOn w:val="a2"/>
     <w:rsid w:val="00990C07"/>
+  </w:style>
+  <w:style w:type="paragraph" w:customStyle="1" w:styleId="styleddescription-sc-1kodzbb-4">
+    <w:name w:val="styled__description-sc-1kodzbb-4"/>
+    <w:basedOn w:val="a1"/>
+    <w:rsid w:val="004544CC"/>
+    <w:pPr>
+      <w:spacing w:before="100" w:beforeAutospacing="1" w:after="100" w:afterAutospacing="1"/>
+    </w:pPr>
   </w:style>
 </w:styles>
 </file>
